--- a/FW-Reports_FW_1.0.0.0/Reports/Layouts/JW_BatchInvoices.docx
+++ b/FW-Reports_FW_1.0.0.0/Reports/Layouts/JW_BatchInvoices.docx
@@ -1,29 +1,30 @@
 
 <file path=word/document.xml><?xml version="1.0" encoding="utf-8"?>
-<w:document xmlns:wpc="http://schemas.microsoft.com/office/word/2010/wordprocessingCanvas" xmlns:cx="http://schemas.microsoft.com/office/drawing/2014/chartex" xmlns:cx1="http://schemas.microsoft.com/office/drawing/2015/9/8/chartex" xmlns:cx2="http://schemas.microsoft.com/office/drawing/2015/10/21/chartex" xmlns:cx3="http://schemas.microsoft.com/office/drawing/2016/5/9/chartex" xmlns:cx4="http://schemas.microsoft.com/office/drawing/2016/5/10/chartex" xmlns:cx5="http://schemas.microsoft.com/office/drawing/2016/5/11/chartex" xmlns:cx6="http://schemas.microsoft.com/office/drawing/2016/5/12/chartex" xmlns:cx7="http://schemas.microsoft.com/office/drawing/2016/5/13/chartex" xmlns:cx8="http://schemas.microsoft.com/office/drawing/2016/5/14/chartex" xmlns:mc="http://schemas.openxmlformats.org/markup-compatibility/2006" xmlns:aink="http://schemas.microsoft.com/office/drawing/2016/ink" xmlns:am3d="http://schemas.microsoft.com/office/drawing/2017/model3d" xmlns:o="urn:schemas-microsoft-com:office:office" xmlns:oel="http://schemas.microsoft.com/office/2019/extlst" xmlns:r="http://schemas.openxmlformats.org/officeDocument/2006/relationships" xmlns:m="http://schemas.openxmlformats.org/officeDocument/2006/math" xmlns:v="urn:schemas-microsoft-com:vml" xmlns:wp14="http://schemas.microsoft.com/office/word/2010/wordprocessingDrawing" xmlns:wp="http://schemas.openxmlformats.org/drawingml/2006/wordprocessingDrawing" xmlns:w10="urn:schemas-microsoft-com:office:word" xmlns:w="http://schemas.openxmlformats.org/wordprocessingml/2006/main" xmlns:w14="http://schemas.microsoft.com/office/word/2010/wordml" xmlns:w15="http://schemas.microsoft.com/office/word/2012/wordml" xmlns:w16cex="http://schemas.microsoft.com/office/word/2018/wordml/cex" xmlns:w16cid="http://schemas.microsoft.com/office/word/2016/wordml/cid" xmlns:w16="http://schemas.microsoft.com/office/word/2018/wordml" xmlns:w16du="http://schemas.microsoft.com/office/word/2023/wordml/word16du" xmlns:w16sdtdh="http://schemas.microsoft.com/office/word/2020/wordml/sdtdatahash" xmlns:w16sdtfl="http://schemas.microsoft.com/office/word/2024/wordml/sdtformatlock" xmlns:w16se="http://schemas.microsoft.com/office/word/2015/wordml/symex" xmlns:wpg="http://schemas.microsoft.com/office/word/2010/wordprocessingGroup" xmlns:wpi="http://schemas.microsoft.com/office/word/2010/wordprocessingInk" xmlns:wne="http://schemas.microsoft.com/office/word/2006/wordml" xmlns:wps="http://schemas.microsoft.com/office/word/2010/wordprocessingShape" mc:Ignorable="w14 w15 w16se w16cid w16 w16cex w16sdtdh w16sdtfl w16du wp14">
+<w:document xmlns:a="http://schemas.openxmlformats.org/drawingml/2006/main" xmlns:wpc="http://schemas.microsoft.com/office/word/2010/wordprocessingCanvas" xmlns:cx="http://schemas.microsoft.com/office/drawing/2014/chartex" xmlns:cx1="http://schemas.microsoft.com/office/drawing/2015/9/8/chartex" xmlns:cx2="http://schemas.microsoft.com/office/drawing/2015/10/21/chartex" xmlns:cx3="http://schemas.microsoft.com/office/drawing/2016/5/9/chartex" xmlns:cx4="http://schemas.microsoft.com/office/drawing/2016/5/10/chartex" xmlns:cx5="http://schemas.microsoft.com/office/drawing/2016/5/11/chartex" xmlns:cx6="http://schemas.microsoft.com/office/drawing/2016/5/12/chartex" xmlns:cx7="http://schemas.microsoft.com/office/drawing/2016/5/13/chartex" xmlns:cx8="http://schemas.microsoft.com/office/drawing/2016/5/14/chartex" xmlns:mc="http://schemas.openxmlformats.org/markup-compatibility/2006" xmlns:aink="http://schemas.microsoft.com/office/drawing/2016/ink" xmlns:am3d="http://schemas.microsoft.com/office/drawing/2017/model3d" xmlns:o="urn:schemas-microsoft-com:office:office" xmlns:oel="http://schemas.microsoft.com/office/2019/extlst" xmlns:r="http://schemas.openxmlformats.org/officeDocument/2006/relationships" xmlns:m="http://schemas.openxmlformats.org/officeDocument/2006/math" xmlns:v="urn:schemas-microsoft-com:vml" xmlns:wp14="http://schemas.microsoft.com/office/word/2010/wordprocessingDrawing" xmlns:wp="http://schemas.openxmlformats.org/drawingml/2006/wordprocessingDrawing" xmlns:w10="urn:schemas-microsoft-com:office:word" xmlns:w="http://schemas.openxmlformats.org/wordprocessingml/2006/main" xmlns:w14="http://schemas.microsoft.com/office/word/2010/wordml" xmlns:w15="http://schemas.microsoft.com/office/word/2012/wordml" xmlns:w16cex="http://schemas.microsoft.com/office/word/2018/wordml/cex" xmlns:w16cid="http://schemas.microsoft.com/office/word/2016/wordml/cid" xmlns:w16="http://schemas.microsoft.com/office/word/2018/wordml" xmlns:w16du="http://schemas.microsoft.com/office/word/2023/wordml/word16du" xmlns:w16sdtdh="http://schemas.microsoft.com/office/word/2020/wordml/sdtdatahash" xmlns:w16sdtfl="http://schemas.microsoft.com/office/word/2024/wordml/sdtformatlock" xmlns:w16se="http://schemas.microsoft.com/office/word/2015/wordml/symex" xmlns:wpg="http://schemas.microsoft.com/office/word/2010/wordprocessingGroup" xmlns:wpi="http://schemas.microsoft.com/office/word/2010/wordprocessingInk" xmlns:wne="http://schemas.microsoft.com/office/word/2006/wordml" xmlns:wps="http://schemas.microsoft.com/office/word/2010/wordprocessingShape" mc:Ignorable="w14 w15 w16se w16cid w16 w16cex w16sdtdh w16sdtfl w16du wp14">
   <w:body>
     <w:tbl>
       <w:tblPr>
         <w:tblStyle w:val="TableGrid"/>
         <w:tblW w:w="0" w:type="auto"/>
         <w:tblBorders>
-          <w:top w:val="none" w:sz="0" w:space="0" w:color="auto"/>
-          <w:left w:val="none" w:sz="0" w:space="0" w:color="auto"/>
-          <w:bottom w:val="none" w:sz="0" w:space="0" w:color="auto"/>
-          <w:right w:val="none" w:sz="0" w:space="0" w:color="auto"/>
-          <w:insideH w:val="none" w:sz="0" w:space="0" w:color="auto"/>
-          <w:insideV w:val="none" w:sz="0" w:space="0" w:color="auto"/>
+          <w:top w:val="none" w:color="auto" w:sz="0" w:space="0"/>
+          <w:left w:val="none" w:color="auto" w:sz="0" w:space="0"/>
+          <w:bottom w:val="none" w:color="auto" w:sz="0" w:space="0"/>
+          <w:right w:val="none" w:color="auto" w:sz="0" w:space="0"/>
+          <w:insideH w:val="none" w:color="auto" w:sz="0" w:space="0"/>
+          <w:insideV w:val="none" w:color="auto" w:sz="0" w:space="0"/>
         </w:tblBorders>
+        <w:tblLayout w:type="fixed"/>
         <w:tblLook w:val="04A0" w:firstRow="1" w:lastRow="0" w:firstColumn="1" w:lastColumn="0" w:noHBand="0" w:noVBand="1"/>
       </w:tblPr>
       <w:tblGrid>
-        <w:gridCol w:w="1401"/>
-        <w:gridCol w:w="2236"/>
-        <w:gridCol w:w="2231"/>
-        <w:gridCol w:w="1272"/>
-        <w:gridCol w:w="850"/>
-        <w:gridCol w:w="529"/>
-        <w:gridCol w:w="1119"/>
+        <w:gridCol w:w="988"/>
+        <w:gridCol w:w="1701"/>
+        <w:gridCol w:w="1842"/>
+        <w:gridCol w:w="1701"/>
+        <w:gridCol w:w="1276"/>
+        <w:gridCol w:w="992"/>
+        <w:gridCol w:w="1128"/>
       </w:tblGrid>
       <w:sdt>
         <w:sdtPr>
@@ -70,7 +71,7 @@
                   <w:sdtContent>
                     <w:tc>
                       <w:tcPr>
-                        <w:tcW w:w="1401" w:type="dxa"/>
+                        <w:tcW w:w="988" w:type="dxa"/>
                       </w:tcPr>
                       <w:p>
                         <w:pPr>
@@ -110,7 +111,7 @@
                   <w:sdtContent>
                     <w:tc>
                       <w:tcPr>
-                        <w:tcW w:w="2236" w:type="dxa"/>
+                        <w:tcW w:w="1701" w:type="dxa"/>
                       </w:tcPr>
                       <w:p>
                         <w:pPr>
@@ -150,7 +151,7 @@
                   <w:sdtContent>
                     <w:tc>
                       <w:tcPr>
-                        <w:tcW w:w="2231" w:type="dxa"/>
+                        <w:tcW w:w="1842" w:type="dxa"/>
                       </w:tcPr>
                       <w:p>
                         <w:pPr>
@@ -188,7 +189,7 @@
                   <w:sdtContent>
                     <w:tc>
                       <w:tcPr>
-                        <w:tcW w:w="1272" w:type="dxa"/>
+                        <w:tcW w:w="1701" w:type="dxa"/>
                       </w:tcPr>
                       <w:p>
                         <w:pPr>
@@ -228,10 +229,11 @@
                   <w:sdtContent>
                     <w:tc>
                       <w:tcPr>
-                        <w:tcW w:w="850" w:type="dxa"/>
+                        <w:tcW w:w="1276" w:type="dxa"/>
                       </w:tcPr>
                       <w:p>
                         <w:pPr>
+                          <w:jc w:val="right"/>
                           <w:rPr>
                             <w:sz w:val="18"/>
                             <w:szCs w:val="18"/>
@@ -266,10 +268,11 @@
                   <w:sdtContent>
                     <w:tc>
                       <w:tcPr>
-                        <w:tcW w:w="529" w:type="dxa"/>
+                        <w:tcW w:w="992" w:type="dxa"/>
                       </w:tcPr>
                       <w:p>
                         <w:pPr>
+                          <w:jc w:val="right"/>
                           <w:rPr>
                             <w:sz w:val="18"/>
                             <w:szCs w:val="18"/>
@@ -304,10 +307,11 @@
                   <w:sdtContent>
                     <w:tc>
                       <w:tcPr>
-                        <w:tcW w:w="1119" w:type="dxa"/>
+                        <w:tcW w:w="1128" w:type="dxa"/>
                       </w:tcPr>
                       <w:p>
                         <w:pPr>
+                          <w:jc w:val="right"/>
                           <w:rPr>
                             <w:sz w:val="18"/>
                             <w:szCs w:val="18"/>
@@ -332,6 +336,584 @@
         </w:sdtContent>
       </w:sdt>
     </w:tbl>
+    <w:p/>
+    <w:tbl>
+      <w:tblPr>
+        <w:tblStyle w:val="TableGrid"/>
+        <w:tblW w:w="9643" w:type="dxa"/>
+        <w:tblBorders>
+          <w:top w:val="none" w:color="auto" w:sz="0" w:space="0"/>
+          <w:left w:val="none" w:color="auto" w:sz="0" w:space="0"/>
+          <w:bottom w:val="none" w:color="auto" w:sz="0" w:space="0"/>
+          <w:right w:val="none" w:color="auto" w:sz="0" w:space="0"/>
+          <w:insideH w:val="none" w:color="auto" w:sz="0" w:space="0"/>
+          <w:insideV w:val="none" w:color="auto" w:sz="0" w:space="0"/>
+        </w:tblBorders>
+        <w:tblLayout w:type="fixed"/>
+        <w:tblLook w:val="04A0" w:firstRow="1" w:lastRow="0" w:firstColumn="1" w:lastColumn="0" w:noHBand="0" w:noVBand="1"/>
+      </w:tblPr>
+      <w:tblGrid>
+        <w:gridCol w:w="993"/>
+        <w:gridCol w:w="1701"/>
+        <w:gridCol w:w="1842"/>
+        <w:gridCol w:w="1701"/>
+        <w:gridCol w:w="1276"/>
+        <w:gridCol w:w="992"/>
+        <w:gridCol w:w="1128"/>
+        <w:gridCol w:w="10"/>
+      </w:tblGrid>
+      <w:tr>
+        <w:trPr>
+          <w:gridAfter w:val="1"/>
+          <w:wAfter w:w="10" w:type="dxa"/>
+        </w:trPr>
+        <w:tc>
+          <w:tcPr>
+            <w:tcW w:w="993" w:type="dxa"/>
+            <w:tcBorders>
+              <w:top w:val="single" w:color="auto" w:sz="8" w:space="0"/>
+              <w:bottom w:val="single" w:color="auto" w:sz="8" w:space="0"/>
+            </w:tcBorders>
+            <w:shd w:val="clear" w:color="auto" w:fill="95DCF7" w:themeFill="accent4" w:themeFillTint="66"/>
+            <w:vAlign w:val="center"/>
+          </w:tcPr>
+          <w:p>
+            <w:pPr>
+              <w:rPr>
+                <w:b/>
+                <w:bCs/>
+                <w:sz w:val="18"/>
+                <w:szCs w:val="18"/>
+              </w:rPr>
+            </w:pPr>
+            <w:r>
+              <w:rPr>
+                <w:rFonts w:hint="eastAsia"/>
+                <w:b/>
+                <w:bCs/>
+                <w:sz w:val="18"/>
+                <w:szCs w:val="18"/>
+              </w:rPr>
+              <w:t>Credit Note</w:t>
+            </w:r>
+          </w:p>
+        </w:tc>
+        <w:tc>
+          <w:tcPr>
+            <w:tcW w:w="1701" w:type="dxa"/>
+            <w:tcBorders>
+              <w:top w:val="single" w:color="auto" w:sz="8" w:space="0"/>
+              <w:bottom w:val="single" w:color="auto" w:sz="8" w:space="0"/>
+            </w:tcBorders>
+            <w:shd w:val="clear" w:color="auto" w:fill="95DCF7" w:themeFill="accent4" w:themeFillTint="66"/>
+            <w:vAlign w:val="center"/>
+          </w:tcPr>
+          <w:p>
+            <w:pPr>
+              <w:rPr>
+                <w:b/>
+                <w:bCs/>
+                <w:sz w:val="18"/>
+                <w:szCs w:val="18"/>
+              </w:rPr>
+            </w:pPr>
+            <w:r>
+              <w:rPr>
+                <w:rFonts w:hint="eastAsia"/>
+                <w:b/>
+                <w:bCs/>
+                <w:sz w:val="18"/>
+                <w:szCs w:val="18"/>
+              </w:rPr>
+              <w:t>External Doc No.</w:t>
+            </w:r>
+          </w:p>
+        </w:tc>
+        <w:tc>
+          <w:tcPr>
+            <w:tcW w:w="1842" w:type="dxa"/>
+            <w:tcBorders>
+              <w:top w:val="single" w:color="auto" w:sz="8" w:space="0"/>
+              <w:bottom w:val="single" w:color="auto" w:sz="8" w:space="0"/>
+            </w:tcBorders>
+            <w:shd w:val="clear" w:color="auto" w:fill="95DCF7" w:themeFill="accent4" w:themeFillTint="66"/>
+            <w:vAlign w:val="center"/>
+          </w:tcPr>
+          <w:p>
+            <w:pPr>
+              <w:rPr>
+                <w:b/>
+                <w:bCs/>
+                <w:sz w:val="18"/>
+                <w:szCs w:val="18"/>
+              </w:rPr>
+            </w:pPr>
+            <w:r>
+              <w:rPr>
+                <w:rFonts w:hint="eastAsia"/>
+                <w:b/>
+                <w:bCs/>
+                <w:sz w:val="18"/>
+                <w:szCs w:val="18"/>
+              </w:rPr>
+              <w:t>Reference</w:t>
+            </w:r>
+          </w:p>
+        </w:tc>
+        <w:tc>
+          <w:tcPr>
+            <w:tcW w:w="1701" w:type="dxa"/>
+            <w:tcBorders>
+              <w:top w:val="single" w:color="auto" w:sz="8" w:space="0"/>
+              <w:bottom w:val="single" w:color="auto" w:sz="8" w:space="0"/>
+            </w:tcBorders>
+            <w:shd w:val="clear" w:color="auto" w:fill="95DCF7" w:themeFill="accent4" w:themeFillTint="66"/>
+            <w:vAlign w:val="center"/>
+          </w:tcPr>
+          <w:p>
+            <w:pPr>
+              <w:rPr>
+                <w:b/>
+                <w:bCs/>
+                <w:sz w:val="18"/>
+                <w:szCs w:val="18"/>
+              </w:rPr>
+            </w:pPr>
+            <w:r>
+              <w:rPr>
+                <w:rFonts w:hint="eastAsia"/>
+                <w:b/>
+                <w:bCs/>
+                <w:sz w:val="18"/>
+                <w:szCs w:val="18"/>
+              </w:rPr>
+              <w:t>Posting Date</w:t>
+            </w:r>
+          </w:p>
+        </w:tc>
+        <w:tc>
+          <w:tcPr>
+            <w:tcW w:w="1276" w:type="dxa"/>
+            <w:tcBorders>
+              <w:top w:val="single" w:color="auto" w:sz="8" w:space="0"/>
+              <w:bottom w:val="single" w:color="auto" w:sz="8" w:space="0"/>
+            </w:tcBorders>
+            <w:shd w:val="clear" w:color="auto" w:fill="95DCF7" w:themeFill="accent4" w:themeFillTint="66"/>
+            <w:vAlign w:val="center"/>
+          </w:tcPr>
+          <w:p>
+            <w:pPr>
+              <w:jc w:val="right"/>
+              <w:rPr>
+                <w:b/>
+                <w:bCs/>
+                <w:sz w:val="18"/>
+                <w:szCs w:val="18"/>
+              </w:rPr>
+            </w:pPr>
+            <w:r>
+              <w:rPr>
+                <w:rFonts w:hint="eastAsia"/>
+                <w:b/>
+                <w:bCs/>
+                <w:sz w:val="18"/>
+                <w:szCs w:val="18"/>
+              </w:rPr>
+              <w:t>Amount</w:t>
+            </w:r>
+          </w:p>
+        </w:tc>
+        <w:tc>
+          <w:tcPr>
+            <w:tcW w:w="992" w:type="dxa"/>
+            <w:tcBorders>
+              <w:top w:val="single" w:color="auto" w:sz="8" w:space="0"/>
+              <w:bottom w:val="single" w:color="auto" w:sz="8" w:space="0"/>
+            </w:tcBorders>
+            <w:shd w:val="clear" w:color="auto" w:fill="95DCF7" w:themeFill="accent4" w:themeFillTint="66"/>
+            <w:vAlign w:val="center"/>
+          </w:tcPr>
+          <w:p>
+            <w:pPr>
+              <w:jc w:val="right"/>
+              <w:rPr>
+                <w:b/>
+                <w:bCs/>
+                <w:sz w:val="18"/>
+                <w:szCs w:val="18"/>
+              </w:rPr>
+            </w:pPr>
+            <w:r>
+              <w:rPr>
+                <w:rFonts w:hint="eastAsia"/>
+                <w:b/>
+                <w:bCs/>
+                <w:sz w:val="18"/>
+                <w:szCs w:val="18"/>
+              </w:rPr>
+              <w:t>GST</w:t>
+            </w:r>
+          </w:p>
+        </w:tc>
+        <w:tc>
+          <w:tcPr>
+            <w:tcW w:w="1128" w:type="dxa"/>
+            <w:tcBorders>
+              <w:top w:val="single" w:color="auto" w:sz="8" w:space="0"/>
+              <w:bottom w:val="single" w:color="auto" w:sz="8" w:space="0"/>
+            </w:tcBorders>
+            <w:shd w:val="clear" w:color="auto" w:fill="95DCF7" w:themeFill="accent4" w:themeFillTint="66"/>
+            <w:vAlign w:val="center"/>
+          </w:tcPr>
+          <w:p>
+            <w:pPr>
+              <w:jc w:val="right"/>
+              <w:rPr>
+                <w:b/>
+                <w:bCs/>
+                <w:sz w:val="18"/>
+                <w:szCs w:val="18"/>
+              </w:rPr>
+            </w:pPr>
+            <w:r>
+              <w:rPr>
+                <w:rFonts w:hint="eastAsia"/>
+                <w:b/>
+                <w:bCs/>
+                <w:sz w:val="18"/>
+                <w:szCs w:val="18"/>
+              </w:rPr>
+              <w:t>Amount Incl GST</w:t>
+            </w:r>
+          </w:p>
+        </w:tc>
+      </w:tr>
+      <w:sdt>
+        <w:sdtPr>
+          <w:rPr>
+            <w:sz w:val="18"/>
+            <w:szCs w:val="18"/>
+          </w:rPr>
+          <w:alias w:val="#Nav: /SCR"/>
+          <w:tag w:val="#Nav: JW_Batch_Invoice_Combined/78003"/>
+          <w:id w:val="458773897"/>
+          <w15:dataBinding w:prefixMappings="xmlns:ns0='urn:microsoft-dynamics-nav/reports/JW_Batch_Invoice_Combined/78003/' " w:xpath="/ns0:NavWordReportXmlPart[1]/ns0:SCR" w:storeItemID="{4DDA99A1-2E7B-42E9-A694-1533FD20F635}"/>
+          <w15:repeatingSection/>
+        </w:sdtPr>
+        <w:sdtContent>
+          <w:sdt>
+            <w:sdtPr>
+              <w:rPr>
+                <w:sz w:val="18"/>
+                <w:szCs w:val="18"/>
+              </w:rPr>
+              <w:id w:val="-1616051777"/>
+              <w:placeholder>
+                <w:docPart w:val="DefaultPlaceholder_-1854013435"/>
+              </w:placeholder>
+              <w15:repeatingSectionItem/>
+            </w:sdtPr>
+            <w:sdtContent>
+              <w:tr>
+                <w:trPr>
+                  <w:trHeight w:val="246"/>
+                </w:trPr>
+                <w:tc>
+                  <w:tcPr>
+                    <w:tcW w:w="993" w:type="dxa"/>
+                  </w:tcPr>
+                  <w:p>
+                    <w:pPr>
+                      <w:rPr>
+                        <w:sz w:val="18"/>
+                        <w:szCs w:val="18"/>
+                      </w:rPr>
+                    </w:pPr>
+                    <w:sdt>
+                      <w:sdtPr>
+                        <w:rPr>
+                          <w:sz w:val="18"/>
+                          <w:szCs w:val="18"/>
+                        </w:rPr>
+                        <w:alias w:val="#Nav: /SCR/CMNo"/>
+                        <w:tag w:val="#Nav: JW_Batch_Invoice_Combined/78003"/>
+                        <w:id w:val="-875079208"/>
+                        <w:placeholder>
+                          <w:docPart w:val="59271E366F30444A8D1F835229DF9B6C"/>
+                        </w:placeholder>
+                        <w:dataBinding w:prefixMappings="xmlns:ns0='urn:microsoft-dynamics-nav/reports/JW_Batch_Invoice_Combined/78003/' " w:xpath="/ns0:NavWordReportXmlPart[1]/ns0:SCR[1]/ns0:CMNo[1]" w:storeItemID="{4DDA99A1-2E7B-42E9-A694-1533FD20F635}"/>
+                        <w:text/>
+                      </w:sdtPr>
+                      <w:sdtContent>
+                        <w:proofErr w:type="spellStart"/>
+                        <w:r>
+                          <w:rPr>
+                            <w:sz w:val="18"/>
+                            <w:szCs w:val="18"/>
+                          </w:rPr>
+                          <w:t>CMNo</w:t>
+                        </w:r>
+                        <w:proofErr w:type="spellEnd"/>
+                      </w:sdtContent>
+                    </w:sdt>
+                    <w:r>
+                      <w:rPr>
+                        <w:sz w:val="18"/>
+                        <w:szCs w:val="18"/>
+                      </w:rPr>
+                      <w:t xml:space="preserve"> </w:t>
+                    </w:r>
+                  </w:p>
+                </w:tc>
+                <w:sdt>
+                  <w:sdtPr>
+                    <w:rPr>
+                      <w:sz w:val="18"/>
+                      <w:szCs w:val="18"/>
+                    </w:rPr>
+                    <w:alias w:val="#Nav: /SCR/CM_ExternalDoc"/>
+                    <w:tag w:val="#Nav: JW_Batch_Invoice_Combined/78003"/>
+                    <w:id w:val="1120963089"/>
+                    <w:placeholder>
+                      <w:docPart w:val="DefaultPlaceholder_-1854013440"/>
+                    </w:placeholder>
+                    <w:dataBinding w:prefixMappings="xmlns:ns0='urn:microsoft-dynamics-nav/reports/JW_Batch_Invoice_Combined/78003/' " w:xpath="/ns0:NavWordReportXmlPart[1]/ns0:SCR[1]/ns0:CM_ExternalDoc[1]" w:storeItemID="{4DDA99A1-2E7B-42E9-A694-1533FD20F635}"/>
+                    <w:text/>
+                  </w:sdtPr>
+                  <w:sdtContent>
+                    <w:tc>
+                      <w:tcPr>
+                        <w:tcW w:w="1701" w:type="dxa"/>
+                      </w:tcPr>
+                      <w:p>
+                        <w:pPr>
+                          <w:rPr>
+                            <w:sz w:val="18"/>
+                            <w:szCs w:val="18"/>
+                          </w:rPr>
+                        </w:pPr>
+                        <w:proofErr w:type="spellStart"/>
+                        <w:r>
+                          <w:rPr>
+                            <w:sz w:val="18"/>
+                            <w:szCs w:val="18"/>
+                          </w:rPr>
+                          <w:t>CM_ExternalDoc</w:t>
+                        </w:r>
+                        <w:proofErr w:type="spellEnd"/>
+                      </w:p>
+                    </w:tc>
+                  </w:sdtContent>
+                </w:sdt>
+                <w:sdt>
+                  <w:sdtPr>
+                    <w:rPr>
+                      <w:sz w:val="18"/>
+                      <w:szCs w:val="18"/>
+                    </w:rPr>
+                    <w:alias w:val="#Nav: /SCR/CM_Reference"/>
+                    <w:tag w:val="#Nav: JW_Batch_Invoice_Combined/78003"/>
+                    <w:id w:val="-1576192217"/>
+                    <w:placeholder>
+                      <w:docPart w:val="DefaultPlaceholder_-1854013440"/>
+                    </w:placeholder>
+                    <w:dataBinding w:prefixMappings="xmlns:ns0='urn:microsoft-dynamics-nav/reports/JW_Batch_Invoice_Combined/78003/' " w:xpath="/ns0:NavWordReportXmlPart[1]/ns0:SCR[1]/ns0:CM_Reference[1]" w:storeItemID="{4DDA99A1-2E7B-42E9-A694-1533FD20F635}"/>
+                    <w:text/>
+                  </w:sdtPr>
+                  <w:sdtContent>
+                    <w:tc>
+                      <w:tcPr>
+                        <w:tcW w:w="1842" w:type="dxa"/>
+                      </w:tcPr>
+                      <w:p>
+                        <w:pPr>
+                          <w:rPr>
+                            <w:sz w:val="18"/>
+                            <w:szCs w:val="18"/>
+                          </w:rPr>
+                        </w:pPr>
+                        <w:proofErr w:type="spellStart"/>
+                        <w:r>
+                          <w:rPr>
+                            <w:sz w:val="18"/>
+                            <w:szCs w:val="18"/>
+                          </w:rPr>
+                          <w:t>CM_Reference</w:t>
+                        </w:r>
+                        <w:proofErr w:type="spellEnd"/>
+                      </w:p>
+                    </w:tc>
+                  </w:sdtContent>
+                </w:sdt>
+                <w:sdt>
+                  <w:sdtPr>
+                    <w:rPr>
+                      <w:sz w:val="18"/>
+                      <w:szCs w:val="18"/>
+                    </w:rPr>
+                    <w:alias w:val="#Nav: /SCR/CM_PostingDate"/>
+                    <w:tag w:val="#Nav: JW_Batch_Invoice_Combined/78003"/>
+                    <w:id w:val="463779962"/>
+                    <w:placeholder>
+                      <w:docPart w:val="DefaultPlaceholder_-1854013440"/>
+                    </w:placeholder>
+                    <w:dataBinding w:prefixMappings="xmlns:ns0='urn:microsoft-dynamics-nav/reports/JW_Batch_Invoice_Combined/78003/' " w:xpath="/ns0:NavWordReportXmlPart[1]/ns0:SCR[1]/ns0:CM_PostingDate[1]" w:storeItemID="{4DDA99A1-2E7B-42E9-A694-1533FD20F635}"/>
+                    <w:text/>
+                  </w:sdtPr>
+                  <w:sdtContent>
+                    <w:tc>
+                      <w:tcPr>
+                        <w:tcW w:w="1701" w:type="dxa"/>
+                      </w:tcPr>
+                      <w:p>
+                        <w:pPr>
+                          <w:rPr>
+                            <w:sz w:val="18"/>
+                            <w:szCs w:val="18"/>
+                          </w:rPr>
+                        </w:pPr>
+                        <w:proofErr w:type="spellStart"/>
+                        <w:r>
+                          <w:rPr>
+                            <w:sz w:val="18"/>
+                            <w:szCs w:val="18"/>
+                          </w:rPr>
+                          <w:t>CM_PostingDate</w:t>
+                        </w:r>
+                        <w:proofErr w:type="spellEnd"/>
+                      </w:p>
+                    </w:tc>
+                  </w:sdtContent>
+                </w:sdt>
+                <w:sdt>
+                  <w:sdtPr>
+                    <w:rPr>
+                      <w:sz w:val="18"/>
+                      <w:szCs w:val="18"/>
+                    </w:rPr>
+                    <w:alias w:val="#Nav: /SCR/CM_Amount"/>
+                    <w:tag w:val="#Nav: JW_Batch_Invoice_Combined/78003"/>
+                    <w:id w:val="-769847485"/>
+                    <w:placeholder>
+                      <w:docPart w:val="DefaultPlaceholder_-1854013440"/>
+                    </w:placeholder>
+                    <w:dataBinding w:prefixMappings="xmlns:ns0='urn:microsoft-dynamics-nav/reports/JW_Batch_Invoice_Combined/78003/' " w:xpath="/ns0:NavWordReportXmlPart[1]/ns0:SCR[1]/ns0:CM_Amount[1]" w:storeItemID="{4DDA99A1-2E7B-42E9-A694-1533FD20F635}"/>
+                    <w:text/>
+                  </w:sdtPr>
+                  <w:sdtContent>
+                    <w:tc>
+                      <w:tcPr>
+                        <w:tcW w:w="1276" w:type="dxa"/>
+                      </w:tcPr>
+                      <w:p>
+                        <w:pPr>
+                          <w:jc w:val="right"/>
+                          <w:rPr>
+                            <w:sz w:val="18"/>
+                            <w:szCs w:val="18"/>
+                          </w:rPr>
+                        </w:pPr>
+                        <w:proofErr w:type="spellStart"/>
+                        <w:r>
+                          <w:rPr>
+                            <w:sz w:val="18"/>
+                            <w:szCs w:val="18"/>
+                          </w:rPr>
+                          <w:t>CM_Amount</w:t>
+                        </w:r>
+                        <w:proofErr w:type="spellEnd"/>
+                      </w:p>
+                    </w:tc>
+                  </w:sdtContent>
+                </w:sdt>
+                <w:sdt>
+                  <w:sdtPr>
+                    <w:rPr>
+                      <w:sz w:val="18"/>
+                      <w:szCs w:val="18"/>
+                    </w:rPr>
+                    <w:alias w:val="#Nav: /SCR/CM_GST"/>
+                    <w:tag w:val="#Nav: JW_Batch_Invoice_Combined/78003"/>
+                    <w:id w:val="-472985466"/>
+                    <w:placeholder>
+                      <w:docPart w:val="DefaultPlaceholder_-1854013440"/>
+                    </w:placeholder>
+                    <w:dataBinding w:prefixMappings="xmlns:ns0='urn:microsoft-dynamics-nav/reports/JW_Batch_Invoice_Combined/78003/' " w:xpath="/ns0:NavWordReportXmlPart[1]/ns0:SCR[1]/ns0:CM_GST[1]" w:storeItemID="{4DDA99A1-2E7B-42E9-A694-1533FD20F635}"/>
+                    <w:text/>
+                  </w:sdtPr>
+                  <w:sdtContent>
+                    <w:tc>
+                      <w:tcPr>
+                        <w:tcW w:w="992" w:type="dxa"/>
+                      </w:tcPr>
+                      <w:p>
+                        <w:pPr>
+                          <w:jc w:val="right"/>
+                          <w:rPr>
+                            <w:sz w:val="18"/>
+                            <w:szCs w:val="18"/>
+                          </w:rPr>
+                        </w:pPr>
+                        <w:r>
+                          <w:rPr>
+                            <w:sz w:val="18"/>
+                            <w:szCs w:val="18"/>
+                          </w:rPr>
+                          <w:t>CM_GST</w:t>
+                        </w:r>
+                      </w:p>
+                    </w:tc>
+                  </w:sdtContent>
+                </w:sdt>
+                <w:sdt>
+                  <w:sdtPr>
+                    <w:rPr>
+                      <w:sz w:val="18"/>
+                      <w:szCs w:val="18"/>
+                    </w:rPr>
+                    <w:alias w:val="#Nav: /SCR/CM_AmountIncl"/>
+                    <w:tag w:val="#Nav: JW_Batch_Invoice_Combined/78003"/>
+                    <w:id w:val="-810476199"/>
+                    <w:placeholder>
+                      <w:docPart w:val="DefaultPlaceholder_-1854013440"/>
+                    </w:placeholder>
+                    <w:dataBinding w:prefixMappings="xmlns:ns0='urn:microsoft-dynamics-nav/reports/JW_Batch_Invoice_Combined/78003/' " w:xpath="/ns0:NavWordReportXmlPart[1]/ns0:SCR[1]/ns0:CM_AmountIncl[1]" w:storeItemID="{4DDA99A1-2E7B-42E9-A694-1533FD20F635}"/>
+                    <w:text/>
+                  </w:sdtPr>
+                  <w:sdtContent>
+                    <w:tc>
+                      <w:tcPr>
+                        <w:tcW w:w="1138" w:type="dxa"/>
+                        <w:gridSpan w:val="2"/>
+                      </w:tcPr>
+                      <w:p>
+                        <w:pPr>
+                          <w:jc w:val="right"/>
+                          <w:rPr>
+                            <w:sz w:val="18"/>
+                            <w:szCs w:val="18"/>
+                          </w:rPr>
+                        </w:pPr>
+                        <w:proofErr w:type="spellStart"/>
+                        <w:r>
+                          <w:rPr>
+                            <w:sz w:val="18"/>
+                            <w:szCs w:val="18"/>
+                          </w:rPr>
+                          <w:t>CM_AmountIncl</w:t>
+                        </w:r>
+                        <w:proofErr w:type="spellEnd"/>
+                      </w:p>
+                    </w:tc>
+                  </w:sdtContent>
+                </w:sdt>
+              </w:tr>
+            </w:sdtContent>
+          </w:sdt>
+        </w:sdtContent>
+      </w:sdt>
+    </w:tbl>
+    <w:p/>
     <w:p>
       <w:r>
         <w:rPr>
@@ -340,10 +922,10 @@
         <mc:AlternateContent>
           <mc:Choice Requires="wps">
             <w:drawing>
-              <wp:anchor distT="0" distB="0" distL="114300" distR="114300" simplePos="0" relativeHeight="251661312" behindDoc="0" locked="0" layoutInCell="1" allowOverlap="1" wp14:anchorId="7E97FF16" wp14:editId="48F877AB">
+              <wp:anchor distT="0" distB="0" distL="114300" distR="114300" simplePos="0" relativeHeight="251661312" behindDoc="0" locked="0" layoutInCell="1" allowOverlap="1" wp14:editId="2B3DC3C3" wp14:anchorId="7E97FF16">
                 <wp:simplePos x="0" y="0"/>
                 <wp:positionH relativeFrom="column">
-                  <wp:posOffset>-62865</wp:posOffset>
+                  <wp:posOffset>-34759</wp:posOffset>
                 </wp:positionH>
                 <wp:positionV relativeFrom="paragraph">
                   <wp:posOffset>204470</wp:posOffset>
@@ -389,7 +971,7 @@
           </mc:Choice>
           <mc:Fallback xmlns:a="http://schemas.openxmlformats.org/drawingml/2006/main">
             <w:pict>
-              <v:line id="Straight Connector 2" style="position:absolute;z-index:251661312;visibility:visible;mso-wrap-style:square;mso-wrap-distance-left:9pt;mso-wrap-distance-top:0;mso-wrap-distance-right:9pt;mso-wrap-distance-bottom:0;mso-position-horizontal:absolute;mso-position-horizontal-relative:text;mso-position-vertical:absolute;mso-position-vertical-relative:text" o:spid="_x0000_s1026" strokecolor="#156082 [3204]" strokeweight="1.5pt" o:gfxdata="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" from="-4.95pt,16.1pt" to="484pt,16.1pt" w14:anchorId="3B6B6E3A">
+              <v:line id="Straight Connector 2" style="position:absolute;z-index:251661312;visibility:visible;mso-wrap-style:square;mso-wrap-distance-left:9pt;mso-wrap-distance-top:0;mso-wrap-distance-right:9pt;mso-wrap-distance-bottom:0;mso-position-horizontal:absolute;mso-position-horizontal-relative:text;mso-position-vertical:absolute;mso-position-vertical-relative:text" o:spid="_x0000_s1026" strokecolor="#156082 [3204]" strokeweight="1.5pt" o:gfxdata="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" from="-2.75pt,16.1pt" to="486.2pt,16.1pt" w14:anchorId="1E0EAFDA">
                 <v:stroke joinstyle="miter"/>
               </v:line>
             </w:pict>
@@ -402,12 +984,12 @@
         <w:tblStyle w:val="TableGrid"/>
         <w:tblW w:w="0" w:type="auto"/>
         <w:tblBorders>
-          <w:top w:val="none" w:sz="0" w:space="0" w:color="auto"/>
-          <w:left w:val="none" w:sz="0" w:space="0" w:color="auto"/>
-          <w:bottom w:val="none" w:sz="0" w:space="0" w:color="auto"/>
-          <w:right w:val="none" w:sz="0" w:space="0" w:color="auto"/>
-          <w:insideH w:val="none" w:sz="0" w:space="0" w:color="auto"/>
-          <w:insideV w:val="none" w:sz="0" w:space="0" w:color="auto"/>
+          <w:top w:val="none" w:color="auto" w:sz="0" w:space="0"/>
+          <w:left w:val="none" w:color="auto" w:sz="0" w:space="0"/>
+          <w:bottom w:val="none" w:color="auto" w:sz="0" w:space="0"/>
+          <w:right w:val="none" w:color="auto" w:sz="0" w:space="0"/>
+          <w:insideH w:val="none" w:color="auto" w:sz="0" w:space="0"/>
+          <w:insideV w:val="none" w:color="auto" w:sz="0" w:space="0"/>
         </w:tblBorders>
         <w:tblLook w:val="04A0" w:firstRow="1" w:lastRow="0" w:firstColumn="1" w:lastColumn="0" w:noHBand="0" w:noVBand="1"/>
       </w:tblPr>
@@ -478,9 +1060,11 @@
             <w:tc>
               <w:tcPr>
                 <w:tcW w:w="1411" w:type="dxa"/>
+                <w:vAlign w:val="center"/>
               </w:tcPr>
               <w:p>
                 <w:pPr>
+                  <w:jc w:val="right"/>
                   <w:rPr>
                     <w:sz w:val="18"/>
                     <w:szCs w:val="18"/>
@@ -554,9 +1138,11 @@
             <w:tc>
               <w:tcPr>
                 <w:tcW w:w="1411" w:type="dxa"/>
+                <w:vAlign w:val="center"/>
               </w:tcPr>
               <w:p>
                 <w:pPr>
+                  <w:jc w:val="right"/>
                   <w:rPr>
                     <w:sz w:val="18"/>
                     <w:szCs w:val="18"/>
@@ -630,9 +1216,11 @@
             <w:tc>
               <w:tcPr>
                 <w:tcW w:w="1411" w:type="dxa"/>
+                <w:vAlign w:val="center"/>
               </w:tcPr>
               <w:p>
                 <w:pPr>
+                  <w:jc w:val="right"/>
                   <w:rPr>
                     <w:sz w:val="18"/>
                     <w:szCs w:val="18"/>
@@ -661,7 +1249,7 @@
         <mc:AlternateContent>
           <mc:Choice Requires="wps">
             <w:drawing>
-              <wp:anchor distT="0" distB="0" distL="114300" distR="114300" simplePos="0" relativeHeight="251662336" behindDoc="0" locked="0" layoutInCell="1" allowOverlap="1" wp14:anchorId="26FFDAE1" wp14:editId="09AF1F01">
+              <wp:anchor distT="0" distB="0" distL="114300" distR="114300" simplePos="0" relativeHeight="251662336" behindDoc="0" locked="0" layoutInCell="1" allowOverlap="1" wp14:editId="09AF1F01" wp14:anchorId="26FFDAE1">
                 <wp:simplePos x="0" y="0"/>
                 <wp:positionH relativeFrom="column">
                   <wp:posOffset>4014911</wp:posOffset>
@@ -708,9 +1296,9 @@
               </wp:anchor>
             </w:drawing>
           </mc:Choice>
-          <mc:Fallback>
+          <mc:Fallback xmlns:a="http://schemas.openxmlformats.org/drawingml/2006/main">
             <w:pict>
-              <v:line w14:anchorId="23CC2630" id="Straight Connector 3" o:spid="_x0000_s1026" style="position:absolute;z-index:251662336;visibility:visible;mso-wrap-style:square;mso-wrap-distance-left:9pt;mso-wrap-distance-top:0;mso-wrap-distance-right:9pt;mso-wrap-distance-bottom:0;mso-position-horizontal:absolute;mso-position-horizontal-relative:text;mso-position-vertical:absolute;mso-position-vertical-relative:text" from="316.15pt,4pt" to="484.85pt,4pt" o:gfxdata="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" strokecolor="#156082 [3204]" strokeweight="1.5pt">
+              <v:line id="Straight Connector 3" style="position:absolute;z-index:251662336;visibility:visible;mso-wrap-style:square;mso-wrap-distance-left:9pt;mso-wrap-distance-top:0;mso-wrap-distance-right:9pt;mso-wrap-distance-bottom:0;mso-position-horizontal:absolute;mso-position-horizontal-relative:text;mso-position-vertical:absolute;mso-position-vertical-relative:text" o:spid="_x0000_s1026" strokecolor="#156082 [3204]" strokeweight="1.5pt" o:gfxdata="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" from="316.15pt,4pt" to="484.85pt,4pt" w14:anchorId="23CC2630">
                 <v:stroke joinstyle="miter"/>
               </v:line>
             </w:pict>
@@ -718,37 +1306,13 @@
         </mc:AlternateContent>
       </w:r>
     </w:p>
-    <w:p/>
-    <w:p/>
-    <w:p/>
-    <w:p/>
-    <w:p/>
-    <w:p/>
-    <w:p/>
-    <w:p/>
-    <w:p/>
-    <w:p/>
-    <w:p/>
-    <w:p/>
-    <w:p/>
-    <w:p/>
-    <w:p/>
-    <w:p/>
-    <w:p/>
-    <w:p/>
-    <w:p>
-      <w:pPr>
-        <w:tabs>
-          <w:tab w:val="left" w:pos="1384"/>
-        </w:tabs>
-      </w:pPr>
-      <w:r>
-        <w:tab/>
-      </w:r>
-    </w:p>
     <w:sectPr>
-      <w:headerReference w:type="default" r:id="rId9"/>
-      <w:footerReference w:type="default" r:id="rId10"/>
+      <w:headerReference w:type="even" r:id="rId9"/>
+      <w:headerReference w:type="default" r:id="rId10"/>
+      <w:footerReference w:type="even" r:id="rId11"/>
+      <w:footerReference w:type="default" r:id="rId12"/>
+      <w:headerReference w:type="first" r:id="rId13"/>
+      <w:footerReference w:type="first" r:id="rId14"/>
       <w:pgSz w:w="11906" w:h="16838"/>
       <w:pgMar w:top="1701" w:right="1134" w:bottom="1701" w:left="1134" w:header="708" w:footer="708" w:gutter="0"/>
       <w:cols w:space="708"/>
@@ -785,23 +1349,33 @@
 
 <file path=word/footer1.xml><?xml version="1.0" encoding="utf-8"?>
 <w:ftr xmlns:wpc="http://schemas.microsoft.com/office/word/2010/wordprocessingCanvas" xmlns:cx="http://schemas.microsoft.com/office/drawing/2014/chartex" xmlns:cx1="http://schemas.microsoft.com/office/drawing/2015/9/8/chartex" xmlns:cx2="http://schemas.microsoft.com/office/drawing/2015/10/21/chartex" xmlns:cx3="http://schemas.microsoft.com/office/drawing/2016/5/9/chartex" xmlns:cx4="http://schemas.microsoft.com/office/drawing/2016/5/10/chartex" xmlns:cx5="http://schemas.microsoft.com/office/drawing/2016/5/11/chartex" xmlns:cx6="http://schemas.microsoft.com/office/drawing/2016/5/12/chartex" xmlns:cx7="http://schemas.microsoft.com/office/drawing/2016/5/13/chartex" xmlns:cx8="http://schemas.microsoft.com/office/drawing/2016/5/14/chartex" xmlns:mc="http://schemas.openxmlformats.org/markup-compatibility/2006" xmlns:aink="http://schemas.microsoft.com/office/drawing/2016/ink" xmlns:am3d="http://schemas.microsoft.com/office/drawing/2017/model3d" xmlns:o="urn:schemas-microsoft-com:office:office" xmlns:oel="http://schemas.microsoft.com/office/2019/extlst" xmlns:r="http://schemas.openxmlformats.org/officeDocument/2006/relationships" xmlns:m="http://schemas.openxmlformats.org/officeDocument/2006/math" xmlns:v="urn:schemas-microsoft-com:vml" xmlns:wp14="http://schemas.microsoft.com/office/word/2010/wordprocessingDrawing" xmlns:wp="http://schemas.openxmlformats.org/drawingml/2006/wordprocessingDrawing" xmlns:w10="urn:schemas-microsoft-com:office:word" xmlns:w="http://schemas.openxmlformats.org/wordprocessingml/2006/main" xmlns:w14="http://schemas.microsoft.com/office/word/2010/wordml" xmlns:w15="http://schemas.microsoft.com/office/word/2012/wordml" xmlns:w16cex="http://schemas.microsoft.com/office/word/2018/wordml/cex" xmlns:w16cid="http://schemas.microsoft.com/office/word/2016/wordml/cid" xmlns:w16="http://schemas.microsoft.com/office/word/2018/wordml" xmlns:w16du="http://schemas.microsoft.com/office/word/2023/wordml/word16du" xmlns:w16sdtdh="http://schemas.microsoft.com/office/word/2020/wordml/sdtdatahash" xmlns:w16sdtfl="http://schemas.microsoft.com/office/word/2024/wordml/sdtformatlock" xmlns:w16se="http://schemas.microsoft.com/office/word/2015/wordml/symex" xmlns:wpg="http://schemas.microsoft.com/office/word/2010/wordprocessingGroup" xmlns:wpi="http://schemas.microsoft.com/office/word/2010/wordprocessingInk" xmlns:wne="http://schemas.microsoft.com/office/word/2006/wordml" xmlns:wps="http://schemas.microsoft.com/office/word/2010/wordprocessingShape" mc:Ignorable="w14 w15 w16se w16cid w16 w16cex w16sdtdh w16sdtfl w16du wp14">
+  <w:p>
+    <w:pPr>
+      <w:pStyle w:val="Footer"/>
+    </w:pPr>
+  </w:p>
+</w:ftr>
+</file>
+
+<file path=word/footer2.xml><?xml version="1.0" encoding="utf-8"?>
+<w:ftr xmlns:a="http://schemas.openxmlformats.org/drawingml/2006/main" xmlns:pic="http://schemas.openxmlformats.org/drawingml/2006/picture" xmlns:asvg="http://schemas.microsoft.com/office/drawing/2016/SVG/main" xmlns:wpc="http://schemas.microsoft.com/office/word/2010/wordprocessingCanvas" xmlns:cx="http://schemas.microsoft.com/office/drawing/2014/chartex" xmlns:cx1="http://schemas.microsoft.com/office/drawing/2015/9/8/chartex" xmlns:cx2="http://schemas.microsoft.com/office/drawing/2015/10/21/chartex" xmlns:cx3="http://schemas.microsoft.com/office/drawing/2016/5/9/chartex" xmlns:cx4="http://schemas.microsoft.com/office/drawing/2016/5/10/chartex" xmlns:cx5="http://schemas.microsoft.com/office/drawing/2016/5/11/chartex" xmlns:cx6="http://schemas.microsoft.com/office/drawing/2016/5/12/chartex" xmlns:cx7="http://schemas.microsoft.com/office/drawing/2016/5/13/chartex" xmlns:cx8="http://schemas.microsoft.com/office/drawing/2016/5/14/chartex" xmlns:mc="http://schemas.openxmlformats.org/markup-compatibility/2006" xmlns:aink="http://schemas.microsoft.com/office/drawing/2016/ink" xmlns:am3d="http://schemas.microsoft.com/office/drawing/2017/model3d" xmlns:o="urn:schemas-microsoft-com:office:office" xmlns:oel="http://schemas.microsoft.com/office/2019/extlst" xmlns:r="http://schemas.openxmlformats.org/officeDocument/2006/relationships" xmlns:m="http://schemas.openxmlformats.org/officeDocument/2006/math" xmlns:v="urn:schemas-microsoft-com:vml" xmlns:wp14="http://schemas.microsoft.com/office/word/2010/wordprocessingDrawing" xmlns:wp="http://schemas.openxmlformats.org/drawingml/2006/wordprocessingDrawing" xmlns:w10="urn:schemas-microsoft-com:office:word" xmlns:w="http://schemas.openxmlformats.org/wordprocessingml/2006/main" xmlns:w14="http://schemas.microsoft.com/office/word/2010/wordml" xmlns:w15="http://schemas.microsoft.com/office/word/2012/wordml" xmlns:w16cex="http://schemas.microsoft.com/office/word/2018/wordml/cex" xmlns:w16cid="http://schemas.microsoft.com/office/word/2016/wordml/cid" xmlns:w16="http://schemas.microsoft.com/office/word/2018/wordml" xmlns:w16du="http://schemas.microsoft.com/office/word/2023/wordml/word16du" xmlns:w16sdtdh="http://schemas.microsoft.com/office/word/2020/wordml/sdtdatahash" xmlns:w16sdtfl="http://schemas.microsoft.com/office/word/2024/wordml/sdtformatlock" xmlns:w16se="http://schemas.microsoft.com/office/word/2015/wordml/symex" xmlns:wpg="http://schemas.microsoft.com/office/word/2010/wordprocessingGroup" xmlns:wpi="http://schemas.microsoft.com/office/word/2010/wordprocessingInk" xmlns:wne="http://schemas.microsoft.com/office/word/2006/wordml" xmlns:wps="http://schemas.microsoft.com/office/word/2010/wordprocessingShape" mc:Ignorable="w14 w15 w16se w16cid w16 w16cex w16sdtdh w16sdtfl w16du wp14">
   <w:tbl>
     <w:tblPr>
       <w:tblStyle w:val="TableGrid"/>
       <w:tblW w:w="0" w:type="auto"/>
       <w:tblBorders>
-        <w:top w:val="single" w:sz="12" w:space="0" w:color="auto"/>
-        <w:left w:val="none" w:sz="0" w:space="0" w:color="auto"/>
-        <w:bottom w:val="none" w:sz="0" w:space="0" w:color="auto"/>
-        <w:right w:val="none" w:sz="0" w:space="0" w:color="auto"/>
-        <w:insideH w:val="none" w:sz="0" w:space="0" w:color="auto"/>
-        <w:insideV w:val="none" w:sz="0" w:space="0" w:color="auto"/>
+        <w:top w:val="single" w:color="auto" w:sz="12" w:space="0"/>
+        <w:left w:val="none" w:color="auto" w:sz="0" w:space="0"/>
+        <w:bottom w:val="none" w:color="auto" w:sz="0" w:space="0"/>
+        <w:right w:val="none" w:color="auto" w:sz="0" w:space="0"/>
+        <w:insideH w:val="none" w:color="auto" w:sz="0" w:space="0"/>
+        <w:insideV w:val="none" w:color="auto" w:sz="0" w:space="0"/>
       </w:tblBorders>
       <w:tblLook w:val="04A0" w:firstRow="1" w:lastRow="0" w:firstColumn="1" w:lastColumn="0" w:noHBand="0" w:noVBand="1"/>
     </w:tblPr>
     <w:tblGrid>
-      <w:gridCol w:w="4106"/>
-      <w:gridCol w:w="5245"/>
+      <w:gridCol w:w="5387"/>
+      <w:gridCol w:w="3964"/>
     </w:tblGrid>
     <w:tr>
       <w:sdt>
@@ -810,6 +1384,8 @@
             <w:sz w:val="18"/>
             <w:szCs w:val="18"/>
           </w:rPr>
+          <w:alias w:val="#Nav: /Company/CompanyName"/>
+          <w:tag w:val="#Nav: JW_Batch_Invoice_Combined/78003"/>
           <w:id w:val="-189227669"/>
           <w:placeholder>
             <w:docPart w:val="DefaultPlaceholder_-1854013440"/>
@@ -820,7 +1396,7 @@
         <w:sdtContent>
           <w:tc>
             <w:tcPr>
-              <w:tcW w:w="4106" w:type="dxa"/>
+              <w:tcW w:w="5387" w:type="dxa"/>
             </w:tcPr>
             <w:p>
               <w:pPr>
@@ -845,7 +1421,7 @@
       </w:sdt>
       <w:tc>
         <w:tcPr>
-          <w:tcW w:w="5245" w:type="dxa"/>
+          <w:tcW w:w="3964" w:type="dxa"/>
         </w:tcPr>
         <w:p>
           <w:pPr>
@@ -918,6 +1494,8 @@
                 <w:sz w:val="18"/>
                 <w:szCs w:val="18"/>
               </w:rPr>
+              <w:alias w:val="#Nav: /Company/CompanyEmail"/>
+              <w:tag w:val="#Nav: JW_Batch_Invoice_Combined/78003"/>
               <w:id w:val="962767040"/>
               <w:placeholder>
                 <w:docPart w:val="DefaultPlaceholder_-1854013440"/>
@@ -944,7 +1522,7 @@
     <w:tr>
       <w:tc>
         <w:tcPr>
-          <w:tcW w:w="4106" w:type="dxa"/>
+          <w:tcW w:w="5387" w:type="dxa"/>
         </w:tcPr>
         <w:p>
           <w:pPr>
@@ -969,6 +1547,8 @@
                 <w:sz w:val="18"/>
                 <w:szCs w:val="18"/>
               </w:rPr>
+              <w:alias w:val="#Nav: /Company/ABN"/>
+              <w:tag w:val="#Nav: JW_Batch_Invoice_Combined/78003"/>
               <w:id w:val="1453748534"/>
               <w:placeholder>
                 <w:docPart w:val="DefaultPlaceholder_-1854013440"/>
@@ -991,7 +1571,7 @@
       </w:tc>
       <w:tc>
         <w:tcPr>
-          <w:tcW w:w="5245" w:type="dxa"/>
+          <w:tcW w:w="3964" w:type="dxa"/>
         </w:tcPr>
         <w:p>
           <w:pPr>
@@ -1064,6 +1644,8 @@
                 <w:sz w:val="18"/>
                 <w:szCs w:val="18"/>
               </w:rPr>
+              <w:alias w:val="#Nav: /Company/CompanyPhone"/>
+              <w:tag w:val="#Nav: JW_Batch_Invoice_Combined/78003"/>
               <w:id w:val="-747271460"/>
               <w:placeholder>
                 <w:docPart w:val="DefaultPlaceholder_-1854013440"/>
@@ -1090,7 +1672,7 @@
     <w:tr>
       <w:tc>
         <w:tcPr>
-          <w:tcW w:w="4106" w:type="dxa"/>
+          <w:tcW w:w="5387" w:type="dxa"/>
         </w:tcPr>
         <w:p>
           <w:pPr>
@@ -1104,7 +1686,7 @@
       </w:tc>
       <w:tc>
         <w:tcPr>
-          <w:tcW w:w="5245" w:type="dxa"/>
+          <w:tcW w:w="3964" w:type="dxa"/>
         </w:tcPr>
         <w:p>
           <w:pPr>
@@ -1177,6 +1759,8 @@
                 <w:sz w:val="18"/>
                 <w:szCs w:val="18"/>
               </w:rPr>
+              <w:alias w:val="#Nav: /Company/CompanyAdd"/>
+              <w:tag w:val="#Nav: JW_Batch_Invoice_Combined/78003"/>
               <w:id w:val="-972984243"/>
               <w:placeholder>
                 <w:docPart w:val="DefaultPlaceholder_-1854013440"/>
@@ -1212,6 +1796,8 @@
                 <w:sz w:val="18"/>
                 <w:szCs w:val="18"/>
               </w:rPr>
+              <w:alias w:val="#Nav: /Company/CompanyCity"/>
+              <w:tag w:val="#Nav: JW_Batch_Invoice_Combined/78003"/>
               <w:id w:val="-1447925838"/>
               <w:placeholder>
                 <w:docPart w:val="DefaultPlaceholder_-1854013440"/>
@@ -1247,6 +1833,8 @@
                 <w:sz w:val="18"/>
                 <w:szCs w:val="18"/>
               </w:rPr>
+              <w:alias w:val="#Nav: /Company/County"/>
+              <w:tag w:val="#Nav: JW_Batch_Invoice_Combined/78003"/>
               <w:id w:val="-971672983"/>
               <w:placeholder>
                 <w:docPart w:val="DefaultPlaceholder_-1854013440"/>
@@ -1280,6 +1868,8 @@
                 <w:sz w:val="18"/>
                 <w:szCs w:val="18"/>
               </w:rPr>
+              <w:alias w:val="#Nav: /Company/Country_Region_Code"/>
+              <w:tag w:val="#Nav: JW_Batch_Invoice_Combined/78003"/>
               <w:id w:val="-1455085265"/>
               <w:placeholder>
                 <w:docPart w:val="DefaultPlaceholder_-1854013440"/>
@@ -1304,6 +1894,16 @@
       </w:tc>
     </w:tr>
   </w:tbl>
+  <w:p>
+    <w:pPr>
+      <w:pStyle w:val="Footer"/>
+    </w:pPr>
+  </w:p>
+</w:ftr>
+</file>
+
+<file path=word/footer3.xml><?xml version="1.0" encoding="utf-8"?>
+<w:ftr xmlns:wpc="http://schemas.microsoft.com/office/word/2010/wordprocessingCanvas" xmlns:cx="http://schemas.microsoft.com/office/drawing/2014/chartex" xmlns:cx1="http://schemas.microsoft.com/office/drawing/2015/9/8/chartex" xmlns:cx2="http://schemas.microsoft.com/office/drawing/2015/10/21/chartex" xmlns:cx3="http://schemas.microsoft.com/office/drawing/2016/5/9/chartex" xmlns:cx4="http://schemas.microsoft.com/office/drawing/2016/5/10/chartex" xmlns:cx5="http://schemas.microsoft.com/office/drawing/2016/5/11/chartex" xmlns:cx6="http://schemas.microsoft.com/office/drawing/2016/5/12/chartex" xmlns:cx7="http://schemas.microsoft.com/office/drawing/2016/5/13/chartex" xmlns:cx8="http://schemas.microsoft.com/office/drawing/2016/5/14/chartex" xmlns:mc="http://schemas.openxmlformats.org/markup-compatibility/2006" xmlns:aink="http://schemas.microsoft.com/office/drawing/2016/ink" xmlns:am3d="http://schemas.microsoft.com/office/drawing/2017/model3d" xmlns:o="urn:schemas-microsoft-com:office:office" xmlns:oel="http://schemas.microsoft.com/office/2019/extlst" xmlns:r="http://schemas.openxmlformats.org/officeDocument/2006/relationships" xmlns:m="http://schemas.openxmlformats.org/officeDocument/2006/math" xmlns:v="urn:schemas-microsoft-com:vml" xmlns:wp14="http://schemas.microsoft.com/office/word/2010/wordprocessingDrawing" xmlns:wp="http://schemas.openxmlformats.org/drawingml/2006/wordprocessingDrawing" xmlns:w10="urn:schemas-microsoft-com:office:word" xmlns:w="http://schemas.openxmlformats.org/wordprocessingml/2006/main" xmlns:w14="http://schemas.microsoft.com/office/word/2010/wordml" xmlns:w15="http://schemas.microsoft.com/office/word/2012/wordml" xmlns:w16cex="http://schemas.microsoft.com/office/word/2018/wordml/cex" xmlns:w16cid="http://schemas.microsoft.com/office/word/2016/wordml/cid" xmlns:w16="http://schemas.microsoft.com/office/word/2018/wordml" xmlns:w16du="http://schemas.microsoft.com/office/word/2023/wordml/word16du" xmlns:w16sdtdh="http://schemas.microsoft.com/office/word/2020/wordml/sdtdatahash" xmlns:w16sdtfl="http://schemas.microsoft.com/office/word/2024/wordml/sdtformatlock" xmlns:w16se="http://schemas.microsoft.com/office/word/2015/wordml/symex" xmlns:wpg="http://schemas.microsoft.com/office/word/2010/wordprocessingGroup" xmlns:wpi="http://schemas.microsoft.com/office/word/2010/wordprocessingInk" xmlns:wne="http://schemas.microsoft.com/office/word/2006/wordml" xmlns:wps="http://schemas.microsoft.com/office/word/2010/wordprocessingShape" mc:Ignorable="w14 w15 w16se w16cid w16 w16cex w16sdtdh w16sdtfl w16du wp14">
   <w:p>
     <w:pPr>
       <w:pStyle w:val="Footer"/>
@@ -1339,17 +1939,27 @@
 
 <file path=word/header1.xml><?xml version="1.0" encoding="utf-8"?>
 <w:hdr xmlns:wpc="http://schemas.microsoft.com/office/word/2010/wordprocessingCanvas" xmlns:cx="http://schemas.microsoft.com/office/drawing/2014/chartex" xmlns:cx1="http://schemas.microsoft.com/office/drawing/2015/9/8/chartex" xmlns:cx2="http://schemas.microsoft.com/office/drawing/2015/10/21/chartex" xmlns:cx3="http://schemas.microsoft.com/office/drawing/2016/5/9/chartex" xmlns:cx4="http://schemas.microsoft.com/office/drawing/2016/5/10/chartex" xmlns:cx5="http://schemas.microsoft.com/office/drawing/2016/5/11/chartex" xmlns:cx6="http://schemas.microsoft.com/office/drawing/2016/5/12/chartex" xmlns:cx7="http://schemas.microsoft.com/office/drawing/2016/5/13/chartex" xmlns:cx8="http://schemas.microsoft.com/office/drawing/2016/5/14/chartex" xmlns:mc="http://schemas.openxmlformats.org/markup-compatibility/2006" xmlns:aink="http://schemas.microsoft.com/office/drawing/2016/ink" xmlns:am3d="http://schemas.microsoft.com/office/drawing/2017/model3d" xmlns:o="urn:schemas-microsoft-com:office:office" xmlns:oel="http://schemas.microsoft.com/office/2019/extlst" xmlns:r="http://schemas.openxmlformats.org/officeDocument/2006/relationships" xmlns:m="http://schemas.openxmlformats.org/officeDocument/2006/math" xmlns:v="urn:schemas-microsoft-com:vml" xmlns:wp14="http://schemas.microsoft.com/office/word/2010/wordprocessingDrawing" xmlns:wp="http://schemas.openxmlformats.org/drawingml/2006/wordprocessingDrawing" xmlns:w10="urn:schemas-microsoft-com:office:word" xmlns:w="http://schemas.openxmlformats.org/wordprocessingml/2006/main" xmlns:w14="http://schemas.microsoft.com/office/word/2010/wordml" xmlns:w15="http://schemas.microsoft.com/office/word/2012/wordml" xmlns:w16cex="http://schemas.microsoft.com/office/word/2018/wordml/cex" xmlns:w16cid="http://schemas.microsoft.com/office/word/2016/wordml/cid" xmlns:w16="http://schemas.microsoft.com/office/word/2018/wordml" xmlns:w16du="http://schemas.microsoft.com/office/word/2023/wordml/word16du" xmlns:w16sdtdh="http://schemas.microsoft.com/office/word/2020/wordml/sdtdatahash" xmlns:w16sdtfl="http://schemas.microsoft.com/office/word/2024/wordml/sdtformatlock" xmlns:w16se="http://schemas.microsoft.com/office/word/2015/wordml/symex" xmlns:wpg="http://schemas.microsoft.com/office/word/2010/wordprocessingGroup" xmlns:wpi="http://schemas.microsoft.com/office/word/2010/wordprocessingInk" xmlns:wne="http://schemas.microsoft.com/office/word/2006/wordml" xmlns:wps="http://schemas.microsoft.com/office/word/2010/wordprocessingShape" mc:Ignorable="w14 w15 w16se w16cid w16 w16cex w16sdtdh w16sdtfl w16du wp14">
+  <w:p>
+    <w:pPr>
+      <w:pStyle w:val="Header"/>
+    </w:pPr>
+  </w:p>
+</w:hdr>
+</file>
+
+<file path=word/header2.xml><?xml version="1.0" encoding="utf-8"?>
+<w:hdr xmlns:a="http://schemas.openxmlformats.org/drawingml/2006/main" xmlns:pic="http://schemas.openxmlformats.org/drawingml/2006/picture" xmlns:a14="http://schemas.microsoft.com/office/drawing/2010/main" xmlns:wpc="http://schemas.microsoft.com/office/word/2010/wordprocessingCanvas" xmlns:cx="http://schemas.microsoft.com/office/drawing/2014/chartex" xmlns:cx1="http://schemas.microsoft.com/office/drawing/2015/9/8/chartex" xmlns:cx2="http://schemas.microsoft.com/office/drawing/2015/10/21/chartex" xmlns:cx3="http://schemas.microsoft.com/office/drawing/2016/5/9/chartex" xmlns:cx4="http://schemas.microsoft.com/office/drawing/2016/5/10/chartex" xmlns:cx5="http://schemas.microsoft.com/office/drawing/2016/5/11/chartex" xmlns:cx6="http://schemas.microsoft.com/office/drawing/2016/5/12/chartex" xmlns:cx7="http://schemas.microsoft.com/office/drawing/2016/5/13/chartex" xmlns:cx8="http://schemas.microsoft.com/office/drawing/2016/5/14/chartex" xmlns:mc="http://schemas.openxmlformats.org/markup-compatibility/2006" xmlns:aink="http://schemas.microsoft.com/office/drawing/2016/ink" xmlns:am3d="http://schemas.microsoft.com/office/drawing/2017/model3d" xmlns:o="urn:schemas-microsoft-com:office:office" xmlns:oel="http://schemas.microsoft.com/office/2019/extlst" xmlns:r="http://schemas.openxmlformats.org/officeDocument/2006/relationships" xmlns:m="http://schemas.openxmlformats.org/officeDocument/2006/math" xmlns:v="urn:schemas-microsoft-com:vml" xmlns:wp14="http://schemas.microsoft.com/office/word/2010/wordprocessingDrawing" xmlns:wp="http://schemas.openxmlformats.org/drawingml/2006/wordprocessingDrawing" xmlns:w10="urn:schemas-microsoft-com:office:word" xmlns:w="http://schemas.openxmlformats.org/wordprocessingml/2006/main" xmlns:w14="http://schemas.microsoft.com/office/word/2010/wordml" xmlns:w15="http://schemas.microsoft.com/office/word/2012/wordml" xmlns:w16cex="http://schemas.microsoft.com/office/word/2018/wordml/cex" xmlns:w16cid="http://schemas.microsoft.com/office/word/2016/wordml/cid" xmlns:w16="http://schemas.microsoft.com/office/word/2018/wordml" xmlns:w16du="http://schemas.microsoft.com/office/word/2023/wordml/word16du" xmlns:w16sdtdh="http://schemas.microsoft.com/office/word/2020/wordml/sdtdatahash" xmlns:w16sdtfl="http://schemas.microsoft.com/office/word/2024/wordml/sdtformatlock" xmlns:w16se="http://schemas.microsoft.com/office/word/2015/wordml/symex" xmlns:wpg="http://schemas.microsoft.com/office/word/2010/wordprocessingGroup" xmlns:wpi="http://schemas.microsoft.com/office/word/2010/wordprocessingInk" xmlns:wne="http://schemas.microsoft.com/office/word/2006/wordml" xmlns:wps="http://schemas.microsoft.com/office/word/2010/wordprocessingShape" mc:Ignorable="w14 w15 w16se w16cid w16 w16cex w16sdtdh w16sdtfl w16du wp14">
   <w:tbl>
     <w:tblPr>
       <w:tblStyle w:val="TableGrid"/>
       <w:tblW w:w="0" w:type="auto"/>
       <w:tblBorders>
-        <w:top w:val="none" w:sz="0" w:space="0" w:color="auto"/>
-        <w:left w:val="none" w:sz="0" w:space="0" w:color="auto"/>
-        <w:bottom w:val="none" w:sz="0" w:space="0" w:color="auto"/>
-        <w:right w:val="none" w:sz="0" w:space="0" w:color="auto"/>
-        <w:insideH w:val="none" w:sz="0" w:space="0" w:color="auto"/>
-        <w:insideV w:val="none" w:sz="0" w:space="0" w:color="auto"/>
+        <w:top w:val="none" w:color="auto" w:sz="0" w:space="0"/>
+        <w:left w:val="none" w:color="auto" w:sz="0" w:space="0"/>
+        <w:bottom w:val="none" w:color="auto" w:sz="0" w:space="0"/>
+        <w:right w:val="none" w:color="auto" w:sz="0" w:space="0"/>
+        <w:insideH w:val="none" w:color="auto" w:sz="0" w:space="0"/>
+        <w:insideV w:val="none" w:color="auto" w:sz="0" w:space="0"/>
       </w:tblBorders>
       <w:tblLook w:val="04A0" w:firstRow="1" w:lastRow="0" w:firstColumn="1" w:lastColumn="0" w:noHBand="0" w:noVBand="1"/>
     </w:tblPr>
@@ -1471,22 +2081,22 @@
       <w:tblStyle w:val="TableGrid"/>
       <w:tblW w:w="0" w:type="auto"/>
       <w:tblBorders>
-        <w:top w:val="none" w:sz="0" w:space="0" w:color="auto"/>
-        <w:left w:val="none" w:sz="0" w:space="0" w:color="auto"/>
-        <w:bottom w:val="none" w:sz="0" w:space="0" w:color="auto"/>
-        <w:right w:val="none" w:sz="0" w:space="0" w:color="auto"/>
-        <w:insideH w:val="none" w:sz="0" w:space="0" w:color="auto"/>
-        <w:insideV w:val="none" w:sz="0" w:space="0" w:color="auto"/>
+        <w:top w:val="none" w:color="auto" w:sz="0" w:space="0"/>
+        <w:left w:val="none" w:color="auto" w:sz="0" w:space="0"/>
+        <w:bottom w:val="none" w:color="auto" w:sz="0" w:space="0"/>
+        <w:right w:val="none" w:color="auto" w:sz="0" w:space="0"/>
+        <w:insideH w:val="none" w:color="auto" w:sz="0" w:space="0"/>
+        <w:insideV w:val="none" w:color="auto" w:sz="0" w:space="0"/>
       </w:tblBorders>
       <w:tblLook w:val="04A0" w:firstRow="1" w:lastRow="0" w:firstColumn="1" w:lastColumn="0" w:noHBand="0" w:noVBand="1"/>
     </w:tblPr>
     <w:tblGrid>
-      <w:gridCol w:w="1134"/>
-      <w:gridCol w:w="2127"/>
-      <w:gridCol w:w="1463"/>
-      <w:gridCol w:w="521"/>
-      <w:gridCol w:w="1418"/>
-      <w:gridCol w:w="1159"/>
+      <w:gridCol w:w="993"/>
+      <w:gridCol w:w="2409"/>
+      <w:gridCol w:w="1322"/>
+      <w:gridCol w:w="1088"/>
+      <w:gridCol w:w="992"/>
+      <w:gridCol w:w="1018"/>
       <w:gridCol w:w="839"/>
       <w:gridCol w:w="977"/>
     </w:tblGrid>
@@ -1630,6 +2240,8 @@
                 <w:sz w:val="18"/>
                 <w:szCs w:val="18"/>
               </w:rPr>
+              <w:alias w:val="#Nav: /Totals/DateFilter"/>
+              <w:tag w:val="#Nav: JW_Batch_Invoice_Combined/78003"/>
               <w:id w:val="-1230531656"/>
               <w:placeholder>
                 <w:docPart w:val="DefaultPlaceholder_-1854013440"/>
@@ -1695,6 +2307,8 @@
                 <w:sz w:val="18"/>
                 <w:szCs w:val="18"/>
               </w:rPr>
+              <w:alias w:val="#Nav: /SIH/SalesPerson"/>
+              <w:tag w:val="#Nav: JW_Batch_Invoice_Combined/78003"/>
               <w:id w:val="840126812"/>
               <w:placeholder>
                 <w:docPart w:val="DefaultPlaceholder_-1854013440"/>
@@ -1753,6 +2367,9 @@
         <w:tcPr>
           <w:tcW w:w="4724" w:type="dxa"/>
           <w:gridSpan w:val="3"/>
+          <w:tcBorders>
+            <w:bottom w:val="single" w:color="auto" w:sz="8" w:space="0"/>
+          </w:tcBorders>
         </w:tcPr>
         <w:p>
           <w:pPr>
@@ -1767,6 +2384,9 @@
         <w:tcPr>
           <w:tcW w:w="4914" w:type="dxa"/>
           <w:gridSpan w:val="5"/>
+          <w:tcBorders>
+            <w:bottom w:val="single" w:color="auto" w:sz="8" w:space="0"/>
+          </w:tcBorders>
         </w:tcPr>
         <w:p>
           <w:pPr>
@@ -1781,7 +2401,11 @@
     <w:tr>
       <w:tc>
         <w:tcPr>
-          <w:tcW w:w="1134" w:type="dxa"/>
+          <w:tcW w:w="993" w:type="dxa"/>
+          <w:tcBorders>
+            <w:top w:val="single" w:color="auto" w:sz="8" w:space="0"/>
+            <w:bottom w:val="single" w:color="auto" w:sz="8" w:space="0"/>
+          </w:tcBorders>
           <w:shd w:val="clear" w:color="auto" w:fill="F04510"/>
           <w:vAlign w:val="center"/>
         </w:tcPr>
@@ -1809,7 +2433,11 @@
       </w:tc>
       <w:tc>
         <w:tcPr>
-          <w:tcW w:w="2127" w:type="dxa"/>
+          <w:tcW w:w="2409" w:type="dxa"/>
+          <w:tcBorders>
+            <w:top w:val="single" w:color="auto" w:sz="8" w:space="0"/>
+            <w:bottom w:val="single" w:color="auto" w:sz="8" w:space="0"/>
+          </w:tcBorders>
           <w:shd w:val="clear" w:color="auto" w:fill="F04510"/>
           <w:vAlign w:val="center"/>
         </w:tcPr>
@@ -1837,8 +2465,12 @@
       </w:tc>
       <w:tc>
         <w:tcPr>
-          <w:tcW w:w="1984" w:type="dxa"/>
+          <w:tcW w:w="2410" w:type="dxa"/>
           <w:gridSpan w:val="2"/>
+          <w:tcBorders>
+            <w:top w:val="single" w:color="auto" w:sz="8" w:space="0"/>
+            <w:bottom w:val="single" w:color="auto" w:sz="8" w:space="0"/>
+          </w:tcBorders>
           <w:shd w:val="clear" w:color="auto" w:fill="F04510"/>
           <w:vAlign w:val="center"/>
         </w:tcPr>
@@ -1866,7 +2498,11 @@
       </w:tc>
       <w:tc>
         <w:tcPr>
-          <w:tcW w:w="1418" w:type="dxa"/>
+          <w:tcW w:w="992" w:type="dxa"/>
+          <w:tcBorders>
+            <w:top w:val="single" w:color="auto" w:sz="8" w:space="0"/>
+            <w:bottom w:val="single" w:color="auto" w:sz="8" w:space="0"/>
+          </w:tcBorders>
           <w:shd w:val="clear" w:color="auto" w:fill="F04510"/>
           <w:vAlign w:val="center"/>
         </w:tcPr>
@@ -1894,7 +2530,11 @@
       </w:tc>
       <w:tc>
         <w:tcPr>
-          <w:tcW w:w="1159" w:type="dxa"/>
+          <w:tcW w:w="1018" w:type="dxa"/>
+          <w:tcBorders>
+            <w:top w:val="single" w:color="auto" w:sz="8" w:space="0"/>
+            <w:bottom w:val="single" w:color="auto" w:sz="8" w:space="0"/>
+          </w:tcBorders>
           <w:shd w:val="clear" w:color="auto" w:fill="F04510"/>
           <w:vAlign w:val="center"/>
         </w:tcPr>
@@ -1923,6 +2563,10 @@
       <w:tc>
         <w:tcPr>
           <w:tcW w:w="839" w:type="dxa"/>
+          <w:tcBorders>
+            <w:top w:val="single" w:color="auto" w:sz="8" w:space="0"/>
+            <w:bottom w:val="single" w:color="auto" w:sz="8" w:space="0"/>
+          </w:tcBorders>
           <w:shd w:val="clear" w:color="auto" w:fill="F04510"/>
           <w:vAlign w:val="center"/>
         </w:tcPr>
@@ -1951,6 +2595,10 @@
       <w:tc>
         <w:tcPr>
           <w:tcW w:w="977" w:type="dxa"/>
+          <w:tcBorders>
+            <w:top w:val="single" w:color="auto" w:sz="8" w:space="0"/>
+            <w:bottom w:val="single" w:color="auto" w:sz="8" w:space="0"/>
+          </w:tcBorders>
           <w:shd w:val="clear" w:color="auto" w:fill="F04510"/>
           <w:vAlign w:val="center"/>
         </w:tcPr>
@@ -1982,75 +2630,16 @@
     <w:pPr>
       <w:pStyle w:val="Header"/>
     </w:pPr>
-    <w:r>
-      <w:rPr>
-        <w:noProof/>
-      </w:rPr>
-      <mc:AlternateContent>
-        <mc:Choice Requires="wps">
-          <w:drawing>
-            <wp:anchor distT="0" distB="0" distL="114300" distR="114300" simplePos="0" relativeHeight="251659264" behindDoc="0" locked="0" layoutInCell="1" allowOverlap="1" wp14:anchorId="08FED505" wp14:editId="132EF8F5">
-              <wp:simplePos x="0" y="0"/>
-              <wp:positionH relativeFrom="column">
-                <wp:posOffset>-4474</wp:posOffset>
-              </wp:positionH>
-              <wp:positionV relativeFrom="paragraph">
-                <wp:posOffset>55190</wp:posOffset>
-              </wp:positionV>
-              <wp:extent cx="6162261" cy="7952"/>
-              <wp:effectExtent l="0" t="0" r="29210" b="30480"/>
-              <wp:wrapNone/>
-              <wp:docPr id="1568525790" name="Straight Connector 3"/>
-              <wp:cNvGraphicFramePr/>
-              <a:graphic xmlns:a="http://schemas.openxmlformats.org/drawingml/2006/main">
-                <a:graphicData uri="http://schemas.microsoft.com/office/word/2010/wordprocessingShape">
-                  <wps:wsp>
-                    <wps:cNvCnPr/>
-                    <wps:spPr>
-                      <a:xfrm>
-                        <a:off x="0" y="0"/>
-                        <a:ext cx="6162261" cy="7952"/>
-                      </a:xfrm>
-                      <a:prstGeom prst="line">
-                        <a:avLst/>
-                      </a:prstGeom>
-                    </wps:spPr>
-                    <wps:style>
-                      <a:lnRef idx="2">
-                        <a:schemeClr val="accent1"/>
-                      </a:lnRef>
-                      <a:fillRef idx="0">
-                        <a:schemeClr val="accent1"/>
-                      </a:fillRef>
-                      <a:effectRef idx="1">
-                        <a:schemeClr val="accent1"/>
-                      </a:effectRef>
-                      <a:fontRef idx="minor">
-                        <a:schemeClr val="tx1"/>
-                      </a:fontRef>
-                    </wps:style>
-                    <wps:bodyPr/>
-                  </wps:wsp>
-                </a:graphicData>
-              </a:graphic>
-              <wp14:sizeRelH relativeFrom="margin">
-                <wp14:pctWidth>0</wp14:pctWidth>
-              </wp14:sizeRelH>
-              <wp14:sizeRelV relativeFrom="margin">
-                <wp14:pctHeight>0</wp14:pctHeight>
-              </wp14:sizeRelV>
-            </wp:anchor>
-          </w:drawing>
-        </mc:Choice>
-        <mc:Fallback xmlns:a14="http://schemas.microsoft.com/office/drawing/2010/main" xmlns:pic="http://schemas.openxmlformats.org/drawingml/2006/picture" xmlns:a="http://schemas.openxmlformats.org/drawingml/2006/main">
-          <w:pict>
-            <v:line id="Straight Connector 3" style="position:absolute;z-index:251659264;visibility:visible;mso-wrap-style:square;mso-width-percent:0;mso-height-percent:0;mso-wrap-distance-left:9pt;mso-wrap-distance-top:0;mso-wrap-distance-right:9pt;mso-wrap-distance-bottom:0;mso-position-horizontal:absolute;mso-position-horizontal-relative:text;mso-position-vertical:absolute;mso-position-vertical-relative:text;mso-width-percent:0;mso-height-percent:0;mso-width-relative:margin;mso-height-relative:margin" o:spid="_x0000_s1026" strokecolor="#156082 [3204]" strokeweight="1.5pt" o:gfxdata="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" from="-.35pt,4.35pt" to="484.85pt,5pt" w14:anchorId="6D50EC47">
-              <v:stroke joinstyle="miter"/>
-            </v:line>
-          </w:pict>
-        </mc:Fallback>
-      </mc:AlternateContent>
-    </w:r>
+  </w:p>
+</w:hdr>
+</file>
+
+<file path=word/header3.xml><?xml version="1.0" encoding="utf-8"?>
+<w:hdr xmlns:wpc="http://schemas.microsoft.com/office/word/2010/wordprocessingCanvas" xmlns:cx="http://schemas.microsoft.com/office/drawing/2014/chartex" xmlns:cx1="http://schemas.microsoft.com/office/drawing/2015/9/8/chartex" xmlns:cx2="http://schemas.microsoft.com/office/drawing/2015/10/21/chartex" xmlns:cx3="http://schemas.microsoft.com/office/drawing/2016/5/9/chartex" xmlns:cx4="http://schemas.microsoft.com/office/drawing/2016/5/10/chartex" xmlns:cx5="http://schemas.microsoft.com/office/drawing/2016/5/11/chartex" xmlns:cx6="http://schemas.microsoft.com/office/drawing/2016/5/12/chartex" xmlns:cx7="http://schemas.microsoft.com/office/drawing/2016/5/13/chartex" xmlns:cx8="http://schemas.microsoft.com/office/drawing/2016/5/14/chartex" xmlns:mc="http://schemas.openxmlformats.org/markup-compatibility/2006" xmlns:aink="http://schemas.microsoft.com/office/drawing/2016/ink" xmlns:am3d="http://schemas.microsoft.com/office/drawing/2017/model3d" xmlns:o="urn:schemas-microsoft-com:office:office" xmlns:oel="http://schemas.microsoft.com/office/2019/extlst" xmlns:r="http://schemas.openxmlformats.org/officeDocument/2006/relationships" xmlns:m="http://schemas.openxmlformats.org/officeDocument/2006/math" xmlns:v="urn:schemas-microsoft-com:vml" xmlns:wp14="http://schemas.microsoft.com/office/word/2010/wordprocessingDrawing" xmlns:wp="http://schemas.openxmlformats.org/drawingml/2006/wordprocessingDrawing" xmlns:w10="urn:schemas-microsoft-com:office:word" xmlns:w="http://schemas.openxmlformats.org/wordprocessingml/2006/main" xmlns:w14="http://schemas.microsoft.com/office/word/2010/wordml" xmlns:w15="http://schemas.microsoft.com/office/word/2012/wordml" xmlns:w16cex="http://schemas.microsoft.com/office/word/2018/wordml/cex" xmlns:w16cid="http://schemas.microsoft.com/office/word/2016/wordml/cid" xmlns:w16="http://schemas.microsoft.com/office/word/2018/wordml" xmlns:w16du="http://schemas.microsoft.com/office/word/2023/wordml/word16du" xmlns:w16sdtdh="http://schemas.microsoft.com/office/word/2020/wordml/sdtdatahash" xmlns:w16sdtfl="http://schemas.microsoft.com/office/word/2024/wordml/sdtformatlock" xmlns:w16se="http://schemas.microsoft.com/office/word/2015/wordml/symex" xmlns:wpg="http://schemas.microsoft.com/office/word/2010/wordprocessingGroup" xmlns:wpi="http://schemas.microsoft.com/office/word/2010/wordprocessingInk" xmlns:wne="http://schemas.microsoft.com/office/word/2006/wordml" xmlns:wps="http://schemas.microsoft.com/office/word/2010/wordprocessingShape" mc:Ignorable="w14 w15 w16se w16cid w16 w16cex w16sdtdh w16sdtfl w16du wp14">
+  <w:p>
+    <w:pPr>
+      <w:pStyle w:val="Header"/>
+    </w:pPr>
   </w:p>
 </w:hdr>
 </file>
@@ -2643,6 +3232,35 @@
         </w:p>
       </w:docPartBody>
     </w:docPart>
+    <w:docPart>
+      <w:docPartPr>
+        <w:name w:val="59271E366F30444A8D1F835229DF9B6C"/>
+        <w:category>
+          <w:name w:val="General"/>
+          <w:gallery w:val="placeholder"/>
+        </w:category>
+        <w:types>
+          <w:type w:val="bbPlcHdr"/>
+        </w:types>
+        <w:behaviors>
+          <w:behavior w:val="content"/>
+        </w:behaviors>
+        <w:guid w:val="{6757A0CB-19F8-4846-8399-4BE50DCE80CB}"/>
+      </w:docPartPr>
+      <w:docPartBody>
+        <w:p>
+          <w:pPr>
+            <w:pStyle w:val="59271E366F30444A8D1F835229DF9B6C"/>
+          </w:pPr>
+          <w:r>
+            <w:rPr>
+              <w:rStyle w:val="PlaceholderText"/>
+            </w:rPr>
+            <w:t>Click or tap here to enter text.</w:t>
+          </w:r>
+        </w:p>
+      </w:docPartBody>
+    </w:docPart>
   </w:docParts>
 </w:glossaryDocument>
 </file>
@@ -2704,21 +3322,39 @@
   <w:rsids>
     <w:rsidRoot w:val="008177D9"/>
     <w:rsid w:val="0006689F"/>
+    <w:rsid w:val="000F0520"/>
     <w:rsid w:val="001A233C"/>
     <w:rsid w:val="002A5350"/>
     <w:rsid w:val="002E7062"/>
+    <w:rsid w:val="002F3649"/>
     <w:rsid w:val="00347302"/>
     <w:rsid w:val="003E1A80"/>
+    <w:rsid w:val="004E25A0"/>
+    <w:rsid w:val="00503587"/>
+    <w:rsid w:val="005E64ED"/>
     <w:rsid w:val="006359A8"/>
+    <w:rsid w:val="00675343"/>
+    <w:rsid w:val="006A285A"/>
     <w:rsid w:val="006B084F"/>
     <w:rsid w:val="006E6782"/>
+    <w:rsid w:val="00712AB9"/>
     <w:rsid w:val="008177D9"/>
     <w:rsid w:val="008F36A1"/>
+    <w:rsid w:val="009D1A65"/>
+    <w:rsid w:val="009E47A2"/>
     <w:rsid w:val="00A16E60"/>
+    <w:rsid w:val="00A678D8"/>
+    <w:rsid w:val="00AF718F"/>
     <w:rsid w:val="00B50FFE"/>
+    <w:rsid w:val="00C34292"/>
     <w:rsid w:val="00C40D12"/>
+    <w:rsid w:val="00C74486"/>
     <w:rsid w:val="00D754AE"/>
+    <w:rsid w:val="00E51D6B"/>
+    <w:rsid w:val="00F138BC"/>
     <w:rsid w:val="00F42F5B"/>
+    <w:rsid w:val="00F52F87"/>
+    <w:rsid w:val="00FC2872"/>
   </w:rsids>
   <m:mathPr>
     <m:mathFont m:val="Cambria Math"/>
@@ -3174,7 +3810,7 @@
     <w:basedOn w:val="DefaultParagraphFont"/>
     <w:uiPriority w:val="99"/>
     <w:semiHidden/>
-    <w:rsid w:val="002E7062"/>
+    <w:rsid w:val="002F3649"/>
     <w:rPr>
       <w:color w:val="666666"/>
     </w:rPr>
@@ -3183,9 +3819,9 @@
     <w:name w:val="3FC6D95D63724109BC3D97ED2FA8B856"/>
     <w:rsid w:val="006E6782"/>
   </w:style>
-  <w:style w:type="paragraph" w:customStyle="1" w:styleId="99BC35AE61C24B048C8BA6D4B8B5A36B">
-    <w:name w:val="99BC35AE61C24B048C8BA6D4B8B5A36B"/>
-    <w:rsid w:val="002E7062"/>
+  <w:style w:type="paragraph" w:customStyle="1" w:styleId="59271E366F30444A8D1F835229DF9B6C">
+    <w:name w:val="59271E366F30444A8D1F835229DF9B6C"/>
+    <w:rsid w:val="002F3649"/>
   </w:style>
 </w:styles>
 </file>
@@ -3512,291 +4148,339 @@
 </a:theme>
 </file>
 
-<file path=customXml/item1.xml><?xml version="1.0" encoding="utf-8"?>
+<file path=customXml/item1.xml>��< ? x m l   v e r s i o n = " 1 . 0 "   e n c o d i n g = " u t f - 1 6 " ? > + 
+ < N a v W o r d R e p o r t X m l P a r t   x m l n s = " u r n : m i c r o s o f t - d y n a m i c s - n a v / r e p o r t s / J W _ B a t c h _ I n v o i c e _ C o m b i n e d / 7 8 0 0 3 / " > + 
+     < B C R e p o r t I n f o r m a t i o n > + 
+         < R e p o r t M e t a d a t a > + 
+             < E x t e n s i o n I d > E x t e n s i o n   I D < / E x t e n s i o n I d > + 
+             < E x t e n s i o n N a m e > E x t e n s i o n   N a m e < / E x t e n s i o n N a m e > + 
+             < E x t e n s i o n P u b l i s h e r > E x t e n s i o n   P u b l i s h e r < / E x t e n s i o n P u b l i s h e r > + 
+             < E x t e n s i o n V e r s i o n > E x t e n s i o n   V e r s i o n < / E x t e n s i o n V e r s i o n > + 
+             < R e p o r t I d > R e p o r t   I D < / R e p o r t I d > + 
+             < R e p o r t N a m e > R e p o r t   N a m e < / R e p o r t N a m e > + 
+             < A b o u t T h i s R e p o r t T i t l e > A b o u t   T h i s   R e p o r t   T i t l e < / A b o u t T h i s R e p o r t T i t l e > + 
+             < A b o u t T h i s R e p o r t T e x t > A b o u t   T h i s   R e p o r t   T e x t < / A b o u t T h i s R e p o r t T e x t > + 
+             < R e p o r t H e l p L i n k > R e p o r t   H e l p   L i n k < / R e p o r t H e l p L i n k > + 
+         < / R e p o r t M e t a d a t a > + 
+         < R e p o r t R e q u e s t > + 
+             < T e n a n t E n t r a I d > T e n a n t   E n t r a   I d < / T e n a n t E n t r a I d > + 
+             < E n v i r o n m e n t N a m e > E n v i r o n m e n t   N a m e < / E n v i r o n m e n t N a m e > + 
+             < E n v i r o n m e n t T y p e > E n v i r o n m e n t   T y p e < / E n v i r o n m e n t T y p e > + 
+             < C o m p a n y N a m e > C o m p a n y   N a m e < / C o m p a n y N a m e > + 
+             < C o m p a n y D i s p l a y N a m e > C o m p a n y   D i s p l a y   N a m e < / C o m p a n y D i s p l a y N a m e > + 
+             < C o m p a n y I d > C o m p a n y   I D < / C o m p a n y I d > + 
+             < U s e r N a m e > U s e r   N a m e < / U s e r N a m e > + 
+             < D a t e A n d T i m e > D a t e   a n d   T i m e < / D a t e A n d T i m e > + 
+             < L a n g u a g e > L a n g u a g e < / L a n g u a g e > + 
+             < F o r m a t R e g i o n > F o r m a t   R e g i o n < / F o r m a t R e g i o n > + 
+             < D a t e T i m e V a l u e s > + 
+                 < Y e a r > Y e a r < / Y e a r > + 
+                 < M o n t h N u m b e r > M o n t h   N u m b e r < / M o n t h N u m b e r > + 
+                 < D a y N u m b e r > D a y   N u m b e r < / D a y N u m b e r > + 
+                 < H o u r > H o u r < / H o u r > + 
+                 < M i n u t e > M i n u t e < / M i n u t e > + 
+             < / D a t e T i m e V a l u e s > + 
+         < / R e p o r t R e q u e s t > + 
+     < / B C R e p o r t I n f o r m a t i o n > + 
+     < C o m p a n y > + 
+         < A B N > A B N < / A B N > + 
+         < C o m p a n y A d d > C o m p a n y A d d < / C o m p a n y A d d > + 
+         < C o m p a n y C i t y > C o m p a n y C i t y < / C o m p a n y C i t y > + 
+         < C o m p a n y E m a i l > C o m p a n y E m a i l < / C o m p a n y E m a i l > + 
+         < C o m p a n y N a m e > C o m p a n y N a m e < / C o m p a n y N a m e > + 
+         < C o m p a n y P h o n e > C o m p a n y P h o n e < / C o m p a n y P h o n e > + 
+         < C o m p a n y P i c   / > + 
+         < C o m p a n y W e b > C o m p a n y W e b < / C o m p a n y W e b > + 
+         < C o u n t r y _ R e g i o n _ C o d e > C o u n t r y _ R e g i o n _ C o d e < / C o u n t r y _ R e g i o n _ C o d e > + 
+         < C o u n t y > C o u n t y < / C o u n t y > + 
+     < / C o m p a n y > + 
+     < S I H > + 
+         < A m o u n t > A m o u n t < / A m o u n t > + 
+         < A m o u n t I n c l > A m o u n t I n c l < / A m o u n t I n c l > + 
+         < C u s t o m e r N a m e > C u s t o m e r N a m e < / C u s t o m e r N a m e > + 
+         < C u s t o m e r N o > C u s t o m e r N o < / C u s t o m e r N o > + 
+         < E x t e r n a l D o c > E x t e r n a l D o c < / E x t e r n a l D o c > + 
+         < G S T > G S T < / G S T > + 
+         < I n v o i c e N o > I n v o i c e N o < / I n v o i c e N o > + 
+         < P o s t i n g D a t e > P o s t i n g D a t e < / P o s t i n g D a t e > + 
+         < R e f e r e n c e > R e f e r e n c e < / R e f e r e n c e > + 
+         < S a l e s P e r s o n > S a l e s P e r s o n < / S a l e s P e r s o n > + 
+     < / S I H > + 
+     < S C R > + 
+         < C M N o > C M N o < / C M N o > + 
+         < C M _ A m o u n t > C M _ A m o u n t < / C M _ A m o u n t > + 
+         < C M _ A m o u n t I n c l > C M _ A m o u n t I n c l < / C M _ A m o u n t I n c l > + 
+         < C M _ C u s t o m e r N a m e > C M _ C u s t o m e r N a m e < / C M _ C u s t o m e r N a m e > + 
+         < C M _ C u s t o m e r N o > C M _ C u s t o m e r N o < / C M _ C u s t o m e r N o > + 
+         < C M _ E x t e r n a l D o c > C M _ E x t e r n a l D o c < / C M _ E x t e r n a l D o c > + 
+         < C M _ G S T > C M _ G S T < / C M _ G S T > + 
+         < C M _ P o s t i n g D a t e > C M _ P o s t i n g D a t e < / C M _ P o s t i n g D a t e > + 
+         < C M _ R e f e r e n c e > C M _ R e f e r e n c e < / C M _ R e f e r e n c e > + 
+         < C M _ S a l e s P e r s o n > C M _ S a l e s P e r s o n < / C M _ S a l e s P e r s o n > + 
+     < / S C R > + 
+     < T o t a l s > + 
+         < C u s t o m e r F i l t e r > C u s t o m e r F i l t e r < / C u s t o m e r F i l t e r > + 
+         < D a t e F i l t e r > D a t e F i l t e r < / D a t e F i l t e r > + 
+         < T o t a l E x G S T C o l > T o t a l E x G S T C o l < / T o t a l E x G S T C o l > + 
+         < T o t a l G S T C o l > T o t a l G S T C o l < / T o t a l G S T C o l > + 
+         < T o t a l I n c G S T C o l > T o t a l I n c G S T C o l < / T o t a l I n c G S T C o l > + 
+     < / T o t a l s > + 
+ < / N a v W o r d R e p o r t X m l P a r t > 
+</file>
+
+<file path=customXml/item2.xml>��< ? x m l   v e r s i o n = " 1 . 0 "   e n c o d i n g = " u t f - 1 6 " ? > < N a v W o r d R e p o r t X m l P a r t   x m l n s = " u r n : m i c r o s o f t - d y n a m i c s - b u s i n e s s c e n t r a l / i n t e r n a l / e x t e n d e d / r e p o r t s / J W _ B a t c h _ I n v o i c e _ C o m b i n e d / 7 8 0 0 3 / " > + 
+     < B C R e p o r t I n f o r m a t i o n > + 
+         < R e p o r t M e t a d a t a > + 
+             < E x t e n s i o n I d > E x t e n s i o n   I D < / E x t e n s i o n I d > + 
+             < E x t e n s i o n N a m e > E x t e n s i o n   N a m e < / E x t e n s i o n N a m e > + 
+             < E x t e n s i o n P u b l i s h e r > E x t e n s i o n   P u b l i s h e r < / E x t e n s i o n P u b l i s h e r > + 
+             < E x t e n s i o n V e r s i o n > E x t e n s i o n   V e r s i o n < / E x t e n s i o n V e r s i o n > + 
+             < R e p o r t I d > R e p o r t   I D < / R e p o r t I d > + 
+             < R e p o r t N a m e > R e p o r t   N a m e < / R e p o r t N a m e > + 
+             < A b o u t T h i s R e p o r t T i t l e > A b o u t   T h i s   R e p o r t   T i t l e < / A b o u t T h i s R e p o r t T i t l e > + 
+             < A b o u t T h i s R e p o r t T e x t > A b o u t   T h i s   R e p o r t   T e x t < / A b o u t T h i s R e p o r t T e x t > + 
+             < R e p o r t H e l p L i n k > R e p o r t   H e l p   L i n k < / R e p o r t H e l p L i n k > + 
+         < / R e p o r t M e t a d a t a > + 
+         < R e p o r t R e q u e s t > + 
+             < T e n a n t E n t r a I d > T e n a n t   E n t r a   I d < / T e n a n t E n t r a I d > + 
+             < E n v i r o n m e n t N a m e > E n v i r o n m e n t   N a m e < / E n v i r o n m e n t N a m e > + 
+             < E n v i r o n m e n t T y p e > E n v i r o n m e n t   T y p e < / E n v i r o n m e n t T y p e > + 
+             < C o m p a n y N a m e > C o m p a n y   N a m e < / C o m p a n y N a m e > + 
+             < C o m p a n y D i s p l a y N a m e > C o m p a n y   D i s p l a y   N a m e < / C o m p a n y D i s p l a y N a m e > + 
+             < C o m p a n y I d > C o m p a n y   I D < / C o m p a n y I d > + 
+             < U s e r N a m e > U s e r   N a m e < / U s e r N a m e > + 
+             < D a t e A n d T i m e > D a t e   a n d   T i m e < / D a t e A n d T i m e > + 
+             < L a n g u a g e > L a n g u a g e < / L a n g u a g e > + 
+             < F o r m a t R e g i o n > F o r m a t   R e g i o n < / F o r m a t R e g i o n > + 
+             < D a t e T i m e V a l u e s > + 
+                 < Y e a r > Y e a r < / Y e a r > + 
+                 < M o n t h N u m b e r > M o n t h   N u m b e r < / M o n t h N u m b e r > + 
+                 < D a y N u m b e r > D a y   N u m b e r < / D a y N u m b e r > + 
+                 < H o u r > H o u r < / H o u r > + 
+                 < M i n u t e > M i n u t e < / M i n u t e > + 
+             < / D a t e T i m e V a l u e s > + 
+         < / R e p o r t R e q u e s t > + 
+     < / B C R e p o r t I n f o r m a t i o n > + 
+     < T o o l t i p s > + 
+         < T o o l t i p   c o l u m n = " C u s t o m e r N o "   E l e m e n t I d = " 1 5 4 2 0 5 1 5 6 0 " > + 
+             < T o o l t i p T e x t   l a n g = " e n - U S " > S p e c i f i e s   t h e   n u m b e r   o f   t h e   c u s t o m e r   t h a t   y o u   s h i p p e d   t h e   i t e m s   o n   t h e   i n v o i c e   t o . < / T o o l t i p T e x t > + 
+         < / T o o l t i p > + 
+         < T o o l t i p   c o l u m n = " C M _ C u s t o m e r N o "   E l e m e n t I d = " 6 1 6 1 7 2 9 4 5 " > + 
+             < T o o l t i p T e x t   l a n g = " e n - U S " > S p e c i f i e s   t h e   n u m b e r   o f   t h e   c u s t o m e r   t h a t   y o u   s h i p p e d   t h e   i t e m s   o n   t h e   c r e d i t   m e m o   t o . < / T o o l t i p T e x t > + 
+         < / T o o l t i p > + 
+     < / T o o l t i p s > + 
+     < C o m p a n y   E l e m e n t T y p e = " D a t a I t e m "   E l e m e n t I d = " 9 8 6 3 1 7 6 1 0 " > + 
+         < A B N   E l e m e n t T y p e = " C o l u m n "   E l e m e n t I d = " 4 6 2 2 7 9 0 8 0 "   D a t a T y p e = " T e x t " > A B N < / A B N > + 
+         < C o m p a n y A d d   E l e m e n t T y p e = " C o l u m n "   E l e m e n t I d = " 1 7 1 2 3 6 9 4 5 9 "   D a t a T y p e = " T e x t " > C o m p a n y A d d < / C o m p a n y A d d > + 
+         < C o m p a n y C i t y   E l e m e n t T y p e = " C o l u m n "   E l e m e n t I d = " 6 1 1 7 9 7 7 9 5 "   D a t a T y p e = " T e x t " > C o m p a n y C i t y < / C o m p a n y C i t y > + 
+         < C o m p a n y E m a i l   E l e m e n t T y p e = " C o l u m n "   E l e m e n t I d = " 1 0 7 9 8 1 3 5 4 6 "   D a t a T y p e = " T e x t " > C o m p a n y E m a i l < / C o m p a n y E m a i l > + 
+         < C o m p a n y N a m e   E l e m e n t T y p e = " C o l u m n "   E l e m e n t I d = " 1 5 9 5 4 7 7 3 9 5 "   D a t a T y p e = " T e x t " > C o m p a n y N a m e < / C o m p a n y N a m e > + 
+         < C o m p a n y P h o n e   E l e m e n t T y p e = " C o l u m n "   E l e m e n t I d = " 1 0 4 3 9 3 9 6 0 6 "   D a t a T y p e = " T e x t " > C o m p a n y P h o n e < / C o m p a n y P h o n e > + 
+         < C o m p a n y P i c   E l e m e n t T y p e = " C o l u m n "   E l e m e n t I d = " 9 4 5 3 4 8 4 0 "   D a t a T y p e = " B l o b " / > + 
+         < C o m p a n y W e b   E l e m e n t T y p e = " C o l u m n "   E l e m e n t I d = " 1 0 3 5 2 6 2 9 5 8 "   D a t a T y p e = " T e x t " > C o m p a n y W e b < / C o m p a n y W e b > + 
+         < C o u n t r y _ R e g i o n _ C o d e   E l e m e n t T y p e = " C o l u m n "   E l e m e n t I d = " 1 0 9 0 1 6 7 0 8 8 "   D a t a T y p e = " C o d e " > C o u n t r y _ R e g i o n _ C o d e < / C o u n t r y _ R e g i o n _ C o d e > + 
+         < C o u n t y   E l e m e n t T y p e = " C o l u m n "   E l e m e n t I d = " 1 6 4 8 0 3 4 7 0 5 "   D a t a T y p e = " T e x t " > C o u n t y < / C o u n t y > + 
+     < / C o m p a n y > + 
+     < S I H   E l e m e n t T y p e = " D a t a I t e m "   E l e m e n t I d = " 1 2 1 2 0 0 9 0 1 7 " > + 
+         < A m o u n t   E l e m e n t T y p e = " C o l u m n "   E l e m e n t I d = " 1 5 1 1 0 9 1 2 7 1 "   D a t a T y p e = " D e c i m a l " > A m o u n t < / A m o u n t > + 
+         < A m o u n t I n c l   E l e m e n t T y p e = " C o l u m n "   E l e m e n t I d = " 1 4 8 4 1 0 0 9 2 9 "   D a t a T y p e = " D e c i m a l " > A m o u n t I n c l < / A m o u n t I n c l > + 
+         < C u s t o m e r N a m e   E l e m e n t T y p e = " C o l u m n "   E l e m e n t I d = " 2 6 5 4 9 6 8 2 6 "   D a t a T y p e = " T e x t " > C u s t o m e r N a m e < / C u s t o m e r N a m e > + 
+         < C u s t o m e r N o   E l e m e n t T y p e = " C o l u m n "   E l e m e n t I d = " 1 5 4 2 0 5 1 5 6 0 "   D a t a T y p e = " C o d e " > C u s t o m e r N o < / C u s t o m e r N o > + 
+         < E x t e r n a l D o c   E l e m e n t T y p e = " C o l u m n "   E l e m e n t I d = " 1 4 7 8 5 8 7 8 2 4 "   D a t a T y p e = " C o d e " > E x t e r n a l D o c < / E x t e r n a l D o c > + 
+         < G S T   E l e m e n t T y p e = " C o l u m n "   E l e m e n t I d = " 1 9 0 3 5 1 6 9 2 3 "   D a t a T y p e = " D e c i m a l " > G S T < / G S T > + 
+         < I n v o i c e N o   E l e m e n t T y p e = " C o l u m n "   E l e m e n t I d = " 1 8 1 1 0 0 8 9 9 "   D a t a T y p e = " C o d e " > I n v o i c e N o < / I n v o i c e N o > + 
+         < P o s t i n g D a t e   E l e m e n t T y p e = " C o l u m n "   E l e m e n t I d = " 8 8 9 9 5 5 3 3 7 "   D a t a T y p e = " D a t e " > P o s t i n g D a t e < / P o s t i n g D a t e > + 
+         < R e f e r e n c e   E l e m e n t T y p e = " C o l u m n "   E l e m e n t I d = " 9 2 5 8 2 2 8 1 8 "   D a t a T y p e = " T e x t " > R e f e r e n c e < / R e f e r e n c e > + 
+         < S a l e s P e r s o n   E l e m e n t T y p e = " C o l u m n "   E l e m e n t I d = " 7 0 3 4 2 7 2 8 0 "   D a t a T y p e = " C o d e " > S a l e s P e r s o n < / S a l e s P e r s o n > + 
+     < / S I H > + 
+     < S C R   E l e m e n t T y p e = " D a t a I t e m "   E l e m e n t I d = " 3 0 4 1 2 1 6 5 5 " > + 
+         < C M N o   E l e m e n t T y p e = " C o l u m n "   E l e m e n t I d = " 1 5 4 9 6 5 1 0 1 4 "   D a t a T y p e = " C o d e " > C M N o < / C M N o > + 
+         < C M _ A m o u n t   E l e m e n t T y p e = " C o l u m n "   E l e m e n t I d = " 2 0 5 1 2 7 8 1 9 2 "   D a t a T y p e = " D e c i m a l " > C M _ A m o u n t < / C M _ A m o u n t > + 
+         < C M _ A m o u n t I n c l   E l e m e n t T y p e = " C o l u m n "   E l e m e n t I d = " 1 1 8 3 1 9 6 2 0 0 "   D a t a T y p e = " D e c i m a l " > C M _ A m o u n t I n c l < / C M _ A m o u n t I n c l > + 
+         < C M _ C u s t o m e r N a m e   E l e m e n t T y p e = " C o l u m n "   E l e m e n t I d = " 1 4 6 9 4 4 9 5 0 3 "   D a t a T y p e = " T e x t " > C M _ C u s t o m e r N a m e < / C M _ C u s t o m e r N a m e > + 
+         < C M _ C u s t o m e r N o   E l e m e n t T y p e = " C o l u m n "   E l e m e n t I d = " 6 1 6 1 7 2 9 4 5 "   D a t a T y p e = " C o d e " > C M _ C u s t o m e r N o < / C M _ C u s t o m e r N o > + 
+         < C M _ E x t e r n a l D o c   E l e m e n t T y p e = " C o l u m n "   E l e m e n t I d = " 4 8 7 9 8 2 3 5 3 "   D a t a T y p e = " C o d e " > C M _ E x t e r n a l D o c < / C M _ E x t e r n a l D o c > + 
+         < C M _ G S T   E l e m e n t T y p e = " C o l u m n "   E l e m e n t I d = " 1 2 0 5 3 9 6 1 2 "   D a t a T y p e = " D e c i m a l " > C M _ G S T < / C M _ G S T > + 
+         < C M _ P o s t i n g D a t e   E l e m e n t T y p e = " C o l u m n "   E l e m e n t I d = " 1 4 0 6 5 1 1 0 4 8 "   D a t a T y p e = " D a t e " > C M _ P o s t i n g D a t e < / C M _ P o s t i n g D a t e > + 
+         < C M _ R e f e r e n c e   E l e m e n t T y p e = " C o l u m n "   E l e m e n t I d = " 1 3 0 9 4 1 3 9 8 5 "   D a t a T y p e = " T e x t " > C M _ R e f e r e n c e < / C M _ R e f e r e n c e > + 
+         < C M _ S a l e s P e r s o n   E l e m e n t T y p e = " C o l u m n "   E l e m e n t I d = " 1 6 7 6 0 8 2 5 9 1 "   D a t a T y p e = " C o d e " > C M _ S a l e s P e r s o n < / C M _ S a l e s P e r s o n > + 
+     < / S C R > + 
+     < T o t a l s   E l e m e n t T y p e = " D a t a I t e m "   E l e m e n t I d = " 1 8 2 3 9 5 0 0 4 4 " > + 
+         < C u s t o m e r F i l t e r   E l e m e n t T y p e = " C o l u m n "   E l e m e n t I d = " 7 9 7 4 4 2 2 9 5 "   D a t a T y p e = " T e x t " > C u s t o m e r F i l t e r < / C u s t o m e r F i l t e r > + 
+         < D a t e F i l t e r   E l e m e n t T y p e = " C o l u m n "   E l e m e n t I d = " 1 6 0 7 9 3 6 8 2 3 "   D a t a T y p e = " T e x t " > D a t e F i l t e r < / D a t e F i l t e r > + 
+         < T o t a l E x G S T C o l   E l e m e n t T y p e = " C o l u m n "   E l e m e n t I d = " 3 0 8 4 1 9 8 3 8 "   D a t a T y p e = " D e c i m a l " > T o t a l E x G S T C o l < / T o t a l E x G S T C o l > + 
+         < T o t a l G S T C o l   E l e m e n t T y p e = " C o l u m n "   E l e m e n t I d = " 5 2 3 7 7 0 4 9 7 "   D a t a T y p e = " D e c i m a l " > T o t a l G S T C o l < / T o t a l G S T C o l > + 
+         < T o t a l I n c G S T C o l   E l e m e n t T y p e = " C o l u m n "   E l e m e n t I d = " 1 2 2 8 1 8 4 8 6 7 "   D a t a T y p e = " D e c i m a l " > T o t a l I n c G S T C o l < / T o t a l I n c G S T C o l > + 
+     < / T o t a l s > + 
+ < / N a v W o r d R e p o r t X m l P a r t > 
+</file>
+
+<file path=customXml/item3.xml><?xml version="1.0" encoding="utf-8"?>
 <b:Sources xmlns:b="http://schemas.openxmlformats.org/officeDocument/2006/bibliography" xmlns="http://schemas.openxmlformats.org/officeDocument/2006/bibliography" SelectedStyle="\APASixthEditionOfficeOnline.xsl" StyleName="APA" Version="6"/>
 </file>
 
-<file path=customXml/item2.xml>��< ? x m l   v e r s i o n = " 1 . 0 "   e n c o d i n g = " u t f - 1 6 " ? > < N a v W o r d R e p o r t X m l P a r t   x m l n s = " u r n : m i c r o s o f t - d y n a m i c s - n a v / r e p o r t s / J W _ B a t c h _ I n v o i c e _ C o m b i n e d / 7 8 0 0 3 / " > - 
-     < B C R e p o r t I n f o r m a t i o n > - 
-         < R e p o r t M e t a d a t a > - 
-             < E x t e n s i o n I d > E x t e n s i o n   I D < / E x t e n s i o n I d > - 
-             < E x t e n s i o n N a m e > E x t e n s i o n   N a m e < / E x t e n s i o n N a m e > - 
-             < E x t e n s i o n P u b l i s h e r > E x t e n s i o n   P u b l i s h e r < / E x t e n s i o n P u b l i s h e r > - 
-             < E x t e n s i o n V e r s i o n > E x t e n s i o n   V e r s i o n < / E x t e n s i o n V e r s i o n > - 
-             < R e p o r t I d > R e p o r t   I D < / R e p o r t I d > - 
-             < R e p o r t N a m e > R e p o r t   N a m e < / R e p o r t N a m e > - 
-             < A b o u t T h i s R e p o r t T i t l e > A b o u t   T h i s   R e p o r t   T i t l e < / A b o u t T h i s R e p o r t T i t l e > - 
-             < A b o u t T h i s R e p o r t T e x t > A b o u t   T h i s   R e p o r t   T e x t < / A b o u t T h i s R e p o r t T e x t > - 
-             < R e p o r t H e l p L i n k > R e p o r t   H e l p   L i n k < / R e p o r t H e l p L i n k > - 
-         < / R e p o r t M e t a d a t a > - 
-         < R e p o r t R e q u e s t > - 
-             < T e n a n t E n t r a I d > T e n a n t   E n t r a   I d < / T e n a n t E n t r a I d > - 
-             < E n v i r o n m e n t N a m e > E n v i r o n m e n t   N a m e < / E n v i r o n m e n t N a m e > - 
-             < E n v i r o n m e n t T y p e > E n v i r o n m e n t   T y p e < / E n v i r o n m e n t T y p e > - 
-             < C o m p a n y N a m e > C o m p a n y   N a m e < / C o m p a n y N a m e > - 
-             < C o m p a n y D i s p l a y N a m e > C o m p a n y   D i s p l a y   N a m e < / C o m p a n y D i s p l a y N a m e > - 
-             < C o m p a n y I d > C o m p a n y   I D < / C o m p a n y I d > - 
-             < U s e r N a m e > U s e r   N a m e < / U s e r N a m e > - 
-             < D a t e A n d T i m e > D a t e   a n d   T i m e < / D a t e A n d T i m e > - 
-             < L a n g u a g e > L a n g u a g e < / L a n g u a g e > - 
-             < F o r m a t R e g i o n > F o r m a t   R e g i o n < / F o r m a t R e g i o n > - 
-             < D a t e T i m e V a l u e s > - 
-                 < Y e a r > Y e a r < / Y e a r > - 
-                 < M o n t h N u m b e r > M o n t h   N u m b e r < / M o n t h N u m b e r > - 
-                 < D a y N u m b e r > D a y   N u m b e r < / D a y N u m b e r > - 
-                 < H o u r > H o u r < / H o u r > - 
-                 < M i n u t e > M i n u t e < / M i n u t e > - 
-             < / D a t e T i m e V a l u e s > - 
-         < / R e p o r t R e q u e s t > - 
-     < / B C R e p o r t I n f o r m a t i o n > - 
-     < C o m p a n y > - 
-         < A B N > A B N < / A B N > - 
-         < C o m p a n y A d d > C o m p a n y A d d < / C o m p a n y A d d > - 
-         < C o m p a n y C i t y > C o m p a n y C i t y < / C o m p a n y C i t y > - 
-         < C o m p a n y E m a i l > C o m p a n y E m a i l < / C o m p a n y E m a i l > - 
-         < C o m p a n y N a m e > C o m p a n y N a m e < / C o m p a n y N a m e > - 
-         < C o m p a n y P h o n e > C o m p a n y P h o n e < / C o m p a n y P h o n e > - 
-         < C o m p a n y P i c / > - 
-         < C o m p a n y W e b > C o m p a n y W e b < / C o m p a n y W e b > - 
-         < C o u n t r y _ R e g i o n _ C o d e > C o u n t r y _ R e g i o n _ C o d e < / C o u n t r y _ R e g i o n _ C o d e > - 
-         < C o u n t y > C o u n t y < / C o u n t y > - 
-     < / C o m p a n y > - 
-     < S I H > - 
-         < A m o u n t > A m o u n t < / A m o u n t > - 
-         < A m o u n t I n c l > A m o u n t I n c l < / A m o u n t I n c l > - 
-         < C u s t o m e r N a m e > C u s t o m e r N a m e < / C u s t o m e r N a m e > - 
-         < C u s t o m e r N o > C u s t o m e r N o < / C u s t o m e r N o > - 
-         < E x t e r n a l D o c > E x t e r n a l D o c < / E x t e r n a l D o c > - 
-         < G S T > G S T < / G S T > - 
-         < I n v o i c e N o > I n v o i c e N o < / I n v o i c e N o > - 
-         < P o s t i n g D a t e > P o s t i n g D a t e < / P o s t i n g D a t e > - 
-         < R e f e r e n c e > R e f e r e n c e < / R e f e r e n c e > - 
-         < S a l e s P e r s o n > S a l e s P e r s o n < / S a l e s P e r s o n > - 
-     < / S I H > - 
-     < T o t a l s > - 
-         < C u s t o m e r F i l t e r > C u s t o m e r F i l t e r < / C u s t o m e r F i l t e r > - 
-         < D a t e F i l t e r > D a t e F i l t e r < / D a t e F i l t e r > - 
-         < T o t a l E x G S T C o l > T o t a l E x G S T C o l < / T o t a l E x G S T C o l > - 
-         < T o t a l G S T C o l > T o t a l G S T C o l < / T o t a l G S T C o l > - 
-         < T o t a l I n c G S T C o l > T o t a l I n c G S T C o l < / T o t a l I n c G S T C o l > - 
-     < / T o t a l s > - 
- < / N a v W o r d R e p o r t X m l P a r t > 
-</file>
-
-<file path=customXml/item3.xml>��< ? x m l   v e r s i o n = " 1 . 0 "   e n c o d i n g = " u t f - 1 6 " ? > < N a v W o r d R e p o r t X m l P a r t   x m l n s = " u r n : m i c r o s o f t - d y n a m i c s - b u s i n e s s c e n t r a l / i n t e r n a l / e x t e n d e d / r e p o r t s / J W _ B a t c h _ I n v o i c e _ C o m b i n e d / 7 8 0 0 3 / " > - 
-     < B C R e p o r t I n f o r m a t i o n > - 
-         < R e p o r t M e t a d a t a > - 
-             < E x t e n s i o n I d > E x t e n s i o n   I D < / E x t e n s i o n I d > - 
-             < E x t e n s i o n N a m e > E x t e n s i o n   N a m e < / E x t e n s i o n N a m e > - 
-             < E x t e n s i o n P u b l i s h e r > E x t e n s i o n   P u b l i s h e r < / E x t e n s i o n P u b l i s h e r > - 
-             < E x t e n s i o n V e r s i o n > E x t e n s i o n   V e r s i o n < / E x t e n s i o n V e r s i o n > - 
-             < R e p o r t I d > R e p o r t   I D < / R e p o r t I d > - 
-             < R e p o r t N a m e > R e p o r t   N a m e < / R e p o r t N a m e > - 
-             < A b o u t T h i s R e p o r t T i t l e > A b o u t   T h i s   R e p o r t   T i t l e < / A b o u t T h i s R e p o r t T i t l e > - 
-             < A b o u t T h i s R e p o r t T e x t > A b o u t   T h i s   R e p o r t   T e x t < / A b o u t T h i s R e p o r t T e x t > - 
-             < R e p o r t H e l p L i n k > R e p o r t   H e l p   L i n k < / R e p o r t H e l p L i n k > - 
-         < / R e p o r t M e t a d a t a > - 
-         < R e p o r t R e q u e s t > - 
-             < T e n a n t E n t r a I d > T e n a n t   E n t r a   I d < / T e n a n t E n t r a I d > - 
-             < E n v i r o n m e n t N a m e > E n v i r o n m e n t   N a m e < / E n v i r o n m e n t N a m e > - 
-             < E n v i r o n m e n t T y p e > E n v i r o n m e n t   T y p e < / E n v i r o n m e n t T y p e > - 
-             < C o m p a n y N a m e > C o m p a n y   N a m e < / C o m p a n y N a m e > - 
-             < C o m p a n y D i s p l a y N a m e > C o m p a n y   D i s p l a y   N a m e < / C o m p a n y D i s p l a y N a m e > - 
-             < C o m p a n y I d > C o m p a n y   I D < / C o m p a n y I d > - 
-             < U s e r N a m e > U s e r   N a m e < / U s e r N a m e > - 
-             < D a t e A n d T i m e > D a t e   a n d   T i m e < / D a t e A n d T i m e > - 
-             < L a n g u a g e > L a n g u a g e < / L a n g u a g e > - 
-             < F o r m a t R e g i o n > F o r m a t   R e g i o n < / F o r m a t R e g i o n > - 
-             < D a t e T i m e V a l u e s > - 
-                 < Y e a r > Y e a r < / Y e a r > - 
-                 < M o n t h N u m b e r > M o n t h   N u m b e r < / M o n t h N u m b e r > - 
-                 < D a y N u m b e r > D a y   N u m b e r < / D a y N u m b e r > - 
-                 < H o u r > H o u r < / H o u r > - 
-                 < M i n u t e > M i n u t e < / M i n u t e > - 
-             < / D a t e T i m e V a l u e s > - 
-         < / R e p o r t R e q u e s t > - 
-     < / B C R e p o r t I n f o r m a t i o n > - 
-     < T o o l t i p s > - 
-         < T o o l t i p   c o l u m n = " C u s t o m e r N o "   E l e m e n t I d = " 1 5 4 2 0 5 1 5 6 0 " > - 
-             < T o o l t i p T e x t   l a n g = " e n - U S " > S p e c i f i e s   t h e   n u m b e r   o f   t h e   c u s t o m e r   t h a t   y o u   s h i p p e d   t h e   i t e m s   o n   t h e   i n v o i c e   t o . < / T o o l t i p T e x t > - 
-         < / T o o l t i p > - 
-     < / T o o l t i p s > - 
-     < C o m p a n y   E l e m e n t T y p e = " D a t a I t e m "   E l e m e n t I d = " 9 8 6 3 1 7 6 1 0 " > - 
-         < A B N   E l e m e n t T y p e = " C o l u m n "   E l e m e n t I d = " 4 6 2 2 7 9 0 8 0 "   D a t a T y p e = " T e x t " > A B N < / A B N > - 
-         < C o m p a n y A d d   E l e m e n t T y p e = " C o l u m n "   E l e m e n t I d = " 1 7 1 2 3 6 9 4 5 9 "   D a t a T y p e = " T e x t " > C o m p a n y A d d < / C o m p a n y A d d > - 
-         < C o m p a n y C i t y   E l e m e n t T y p e = " C o l u m n "   E l e m e n t I d = " 6 1 1 7 9 7 7 9 5 "   D a t a T y p e = " T e x t " > C o m p a n y C i t y < / C o m p a n y C i t y > - 
-         < C o m p a n y E m a i l   E l e m e n t T y p e = " C o l u m n "   E l e m e n t I d = " 1 0 7 9 8 1 3 5 4 6 "   D a t a T y p e = " T e x t " > C o m p a n y E m a i l < / C o m p a n y E m a i l > - 
-         < C o m p a n y N a m e   E l e m e n t T y p e = " C o l u m n "   E l e m e n t I d = " 1 5 9 5 4 7 7 3 9 5 "   D a t a T y p e = " T e x t " > C o m p a n y N a m e < / C o m p a n y N a m e > - 
-         < C o m p a n y P h o n e   E l e m e n t T y p e = " C o l u m n "   E l e m e n t I d = " 1 0 4 3 9 3 9 6 0 6 "   D a t a T y p e = " T e x t " > C o m p a n y P h o n e < / C o m p a n y P h o n e > - 
-         < C o m p a n y P i c   E l e m e n t T y p e = " C o l u m n "   E l e m e n t I d = " 9 4 5 3 4 8 4 0 "   D a t a T y p e = " B l o b " / > - 
-         < C o m p a n y W e b   E l e m e n t T y p e = " C o l u m n "   E l e m e n t I d = " 1 0 3 5 2 6 2 9 5 8 "   D a t a T y p e = " T e x t " > C o m p a n y W e b < / C o m p a n y W e b > - 
-         < C o u n t r y _ R e g i o n _ C o d e   E l e m e n t T y p e = " C o l u m n "   E l e m e n t I d = " 1 0 9 0 1 6 7 0 8 8 "   D a t a T y p e = " C o d e " > C o u n t r y _ R e g i o n _ C o d e < / C o u n t r y _ R e g i o n _ C o d e > - 
-         < C o u n t y   E l e m e n t T y p e = " C o l u m n "   E l e m e n t I d = " 1 6 4 8 0 3 4 7 0 5 "   D a t a T y p e = " T e x t " > C o u n t y < / C o u n t y > - 
-     < / C o m p a n y > - 
-     < S I H   E l e m e n t T y p e = " D a t a I t e m "   E l e m e n t I d = " 1 2 1 2 0 0 9 0 1 7 " > - 
-         < A m o u n t   E l e m e n t T y p e = " C o l u m n "   E l e m e n t I d = " 1 5 1 1 0 9 1 2 7 1 "   D a t a T y p e = " D e c i m a l " > A m o u n t < / A m o u n t > - 
-         < A m o u n t I n c l   E l e m e n t T y p e = " C o l u m n "   E l e m e n t I d = " 1 4 8 4 1 0 0 9 2 9 "   D a t a T y p e = " D e c i m a l " > A m o u n t I n c l < / A m o u n t I n c l > - 
-         < C u s t o m e r N a m e   E l e m e n t T y p e = " C o l u m n "   E l e m e n t I d = " 2 6 5 4 9 6 8 2 6 "   D a t a T y p e = " T e x t " > C u s t o m e r N a m e < / C u s t o m e r N a m e > - 
-         < C u s t o m e r N o   E l e m e n t T y p e = " C o l u m n "   E l e m e n t I d = " 1 5 4 2 0 5 1 5 6 0 "   D a t a T y p e = " C o d e " > C u s t o m e r N o < / C u s t o m e r N o > - 
-         < E x t e r n a l D o c   E l e m e n t T y p e = " C o l u m n "   E l e m e n t I d = " 1 4 7 8 5 8 7 8 2 4 "   D a t a T y p e = " C o d e " > E x t e r n a l D o c < / E x t e r n a l D o c > - 
-         < G S T   E l e m e n t T y p e = " C o l u m n "   E l e m e n t I d = " 1 9 0 3 5 1 6 9 2 3 "   D a t a T y p e = " D e c i m a l " > G S T < / G S T > - 
-         < I n v o i c e N o   E l e m e n t T y p e = " C o l u m n "   E l e m e n t I d = " 1 8 1 1 0 0 8 9 9 "   D a t a T y p e = " C o d e " > I n v o i c e N o < / I n v o i c e N o > - 
-         < P o s t i n g D a t e   E l e m e n t T y p e = " C o l u m n "   E l e m e n t I d = " 8 8 9 9 5 5 3 3 7 "   D a t a T y p e = " D a t e " > P o s t i n g D a t e < / P o s t i n g D a t e > - 
-         < R e f e r e n c e   E l e m e n t T y p e = " C o l u m n "   E l e m e n t I d = " 9 2 5 8 2 2 8 1 8 "   D a t a T y p e = " T e x t " > R e f e r e n c e < / R e f e r e n c e > - 
-         < S a l e s P e r s o n   E l e m e n t T y p e = " C o l u m n "   E l e m e n t I d = " 7 0 3 4 2 7 2 8 0 "   D a t a T y p e = " C o d e " > S a l e s P e r s o n < / S a l e s P e r s o n > - 
-     < / S I H > - 
-     < T o t a l s   E l e m e n t T y p e = " D a t a I t e m "   E l e m e n t I d = " 1 8 2 3 9 5 0 0 4 4 " > - 
-         < C u s t o m e r F i l t e r   E l e m e n t T y p e = " C o l u m n "   E l e m e n t I d = " 7 9 7 4 4 2 2 9 5 "   D a t a T y p e = " T e x t " > C u s t o m e r F i l t e r < / C u s t o m e r F i l t e r > - 
-         < D a t e F i l t e r   E l e m e n t T y p e = " C o l u m n "   E l e m e n t I d = " 1 6 0 7 9 3 6 8 2 3 "   D a t a T y p e = " T e x t " > D a t e F i l t e r < / D a t e F i l t e r > - 
-         < T o t a l E x G S T C o l   E l e m e n t T y p e = " C o l u m n "   E l e m e n t I d = " 3 0 8 4 1 9 8 3 8 "   D a t a T y p e = " D e c i m a l " > T o t a l E x G S T C o l < / T o t a l E x G S T C o l > - 
-         < T o t a l G S T C o l   E l e m e n t T y p e = " C o l u m n "   E l e m e n t I d = " 5 2 3 7 7 0 4 9 7 "   D a t a T y p e = " D e c i m a l " > T o t a l G S T C o l < / T o t a l G S T C o l > - 
-         < T o t a l I n c G S T C o l   E l e m e n t T y p e = " C o l u m n "   E l e m e n t I d = " 1 2 2 8 1 8 4 8 6 7 "   D a t a T y p e = " D e c i m a l " > T o t a l I n c G S T C o l < / T o t a l I n c G S T C o l > - 
-     < / T o t a l s > - 
- < / N a v W o r d R e p o r t X m l P a r t > 
-</file>
-
 <file path=customXml/itemProps1.xml><?xml version="1.0" encoding="utf-8"?>
-<ds:datastoreItem xmlns:ds="http://schemas.openxmlformats.org/officeDocument/2006/customXml" ds:itemID="{3783B3B8-EA05-4120-BDEB-C46548F1AD40}">
-  <ds:schemaRefs>
-    <ds:schemaRef ds:uri="http://schemas.openxmlformats.org/officeDocument/2006/bibliography"/>
-  </ds:schemaRefs>
-</ds:datastoreItem>
-</file>
-
-<file path=customXml/itemProps2.xml><?xml version="1.0" encoding="utf-8"?>
 <ds:datastoreItem xmlns:ds="http://schemas.openxmlformats.org/officeDocument/2006/customXml" ds:itemID="{4DDA99A1-2E7B-42E9-A694-1533FD20F635}">
   <ds:schemaRefs>
     <ds:schemaRef ds:uri="urn:microsoft-dynamics-nav/reports/JW_Batch_Invoice_Combined/78003/"/>
@@ -3804,10 +4488,18 @@
 </ds:datastoreItem>
 </file>
 
-<file path=customXml/itemProps3.xml><?xml version="1.0" encoding="utf-8"?>
+<file path=customXml/itemProps2.xml><?xml version="1.0" encoding="utf-8"?>
 <ds:datastoreItem xmlns:ds="http://schemas.openxmlformats.org/officeDocument/2006/customXml" ds:itemID="{914F61FC-89B9-460C-9DAD-2EE408936E62}">
   <ds:schemaRefs>
     <ds:schemaRef ds:uri="urn:microsoft-dynamics-businesscentral/internal/extended/reports/JW_Batch_Invoice_Combined/78003/"/>
   </ds:schemaRefs>
 </ds:datastoreItem>
+</file>
+
+<file path=customXml/itemProps3.xml><?xml version="1.0" encoding="utf-8"?>
+<ds:datastoreItem xmlns:ds="http://schemas.openxmlformats.org/officeDocument/2006/customXml" ds:itemID="{3783B3B8-EA05-4120-BDEB-C46548F1AD40}">
+  <ds:schemaRefs>
+    <ds:schemaRef ds:uri="http://schemas.openxmlformats.org/officeDocument/2006/bibliography"/>
+  </ds:schemaRefs>
+</ds:datastoreItem>
 </file>